--- a/content/transformers/transformers-foundations/transformers-foundations.docx
+++ b/content/transformers/transformers-foundations/transformers-foundations.docx
@@ -3005,45 +3005,39 @@
           <w:rFonts w:ascii="Consolas" w:hAnsi="Consolas"/>
           <w:sz w:val="16"/>
         </w:rPr>
-        <w:t>&lt;svg xmlns="http://www.w3.org/2000/svg" width="760" height="360" viewBox="0 0 760 360" font-family="Inter, Arial, sans-serif"&gt;</w:t>
-        <w:br/>
-        <w:t>&lt;rect width="760" height="360" fill="#f8fafc"/&gt;</w:t>
-        <w:br/>
-        <w:t>&lt;text x="380" y="34" text-anchor="middle" font-size="20" font-weight="700" fill="#0f172a"&gt;Data Flow - Positional Encoding&lt;/text&gt;</w:t>
-        <w:br/>
-        <w:t>&lt;rect x="290" y="162" width="180" height="56" rx="12" fill="#0f172a"/&gt;</w:t>
-        <w:br/>
-        <w:t>&lt;text x="380" y="195" text-anchor="middle" font-size="14" font-weight="700" fill="#ffffff"&gt;Transformers&lt;/text&gt;</w:t>
-        <w:br/>
-        <w:t>&lt;line x1="380" y1="190" x2="380" y2="70" stroke="#94a3b8" stroke-width="2"/&gt;</w:t>
-        <w:br/>
-        <w:t>&lt;rect x="308" y="48" width="144" height="44" rx="10" fill="#ffffff" stroke="#2563eb" stroke-width="2"/&gt;</w:t>
-        <w:br/>
-        <w:t>&lt;text x="380" y="74" text-anchor="middle" font-size="11" fill="#0f172a"&gt;Why Self-Attention …&lt;/text&gt;</w:t>
-        <w:br/>
-        <w:t>&lt;line x1="380" y1="190" x2="617" y2="153" stroke="#94a3b8" stroke-width="2"/&gt;</w:t>
-        <w:br/>
-        <w:t>&lt;rect x="545" y="131" width="144" height="44" rx="10" fill="#ffffff" stroke="#7c3aed" stroke-width="2"/&gt;</w:t>
-        <w:br/>
-        <w:t>&lt;text x="617" y="157" text-anchor="middle" font-size="11" fill="#0f172a"&gt;Scaled Dot-Product …&lt;/text&gt;</w:t>
-        <w:br/>
-        <w:t>&lt;line x1="380" y1="190" x2="526" y2="287" stroke="#94a3b8" stroke-width="2"/&gt;</w:t>
-        <w:br/>
-        <w:t>&lt;rect x="454" y="265" width="144" height="44" rx="10" fill="#ffffff" stroke="#0891b2" stroke-width="2"/&gt;</w:t>
-        <w:br/>
-        <w:t>&lt;text x="526" y="291" text-anchor="middle" font-size="11" fill="#0f172a"&gt;Multi-Head Attention&lt;/text&gt;</w:t>
-        <w:br/>
-        <w:t>&lt;line x1="380" y1="190" x2="234" y2="287" stroke="#94a3b8" stroke-width="2"/&gt;</w:t>
-        <w:br/>
-        <w:t>&lt;rect x="162" y="265" width="144" height="44" rx="10" fill="#ffffff" stroke="#059669" stroke-width="2"/&gt;</w:t>
-        <w:br/>
-        <w:t>&lt;text x="234" y="291" text-anchor="middle" font-size="11" fill="#0f172a"&gt;Positional Encoding&lt;/text&gt;</w:t>
-        <w:br/>
-        <w:t>&lt;line x1="380" y1="190" x2="143" y2="153" stroke="#94a3b8" stroke-width="2"/&gt;</w:t>
-        <w:br/>
-        <w:t>&lt;rect x="71" y="131" width="144" height="44" rx="10" fill="#ffffff" stroke="#d97706" stroke-width="2"/&gt;</w:t>
-        <w:br/>
-        <w:t>&lt;text x="143" y="157" text-anchor="middle" font-size="11" fill="#0f172a"&gt;Feed-Forward Networ…&lt;/text&gt;</w:t>
+        <w:t>&lt;svg xmlns="http://www.w3.org/2000/svg" width="760" height="380" viewBox="0 0 760 380" font-family="Inter, Segoe UI, Arial, sans-serif"&gt;</w:t>
+        <w:br/>
+        <w:t>&lt;defs&gt;&lt;marker id="arrow" markerWidth="10" markerHeight="10" refX="8" refY="3" orient="auto" markerUnits="strokeWidth"&gt;&lt;path d="M0,0 L8,3 L0,6 z" fill="#94a3b8"/&gt;&lt;/marker&gt;&lt;marker id="arrowA" markerWidth="10" markerHeight="10" refX="8" refY="3" orient="auto" markerUnits="strokeWidth"&gt;&lt;path d="M0,0 L8,3 L0,6 z" fill="#4338ca"/&gt;&lt;/marker&gt;&lt;/defs&gt;</w:t>
+        <w:br/>
+        <w:t>&lt;rect width="760" height="380" rx="12" fill="#f8fafc"/&gt;</w:t>
+        <w:br/>
+        <w:t>&lt;text x="380" y="30" text-anchor="middle" font-size="17" font-weight="700" fill="#0f172a"&gt;Data Flow - Positional Encoding&lt;/text&gt;</w:t>
+        <w:br/>
+        <w:t>&lt;rect x="40.0" y="166.0" width="104" height="60" rx="10" fill="#ffffff" stroke="#4338ca" stroke-width="2"/&gt;&lt;text x="92.0" y="200.08" text-anchor="middle" font-size="12" font-weight="600" fill="#0f172a"&gt;Sources&lt;/text&gt;</w:t>
+        <w:br/>
+        <w:t>&lt;rect x="155.2" y="166.0" width="104" height="60" rx="10" fill="#ffffff" stroke="#7c3aed" stroke-width="2"/&gt;&lt;text x="207.2" y="200.08" text-anchor="middle" font-size="12" font-weight="600" fill="#0f172a"&gt;Ingest&lt;/text&gt;</w:t>
+        <w:br/>
+        <w:t>&lt;line x1="144.0" y1="196.0" x2="155.2" y2="196.0" stroke="#4338ca" stroke-width="2" marker-end="url(#arrowA)"/&gt;</w:t>
+        <w:br/>
+        <w:t>&lt;rect x="270.4" y="166.0" width="104" height="60" rx="10" fill="#ffffff" stroke="#0891b2" stroke-width="2"/&gt;&lt;text x="322.4" y="200.08" text-anchor="middle" font-size="12" font-weight="600" fill="#0f172a"&gt;Validate&lt;/text&gt;</w:t>
+        <w:br/>
+        <w:t>&lt;line x1="259.2" y1="196.0" x2="270.4" y2="196.0" stroke="#4338ca" stroke-width="2" marker-end="url(#arrowA)"/&gt;</w:t>
+        <w:br/>
+        <w:t>&lt;rect x="385.6" y="166.0" width="104" height="60" rx="10" fill="#ffffff" stroke="#059669" stroke-width="2"/&gt;&lt;text x="437.6" y="200.08" text-anchor="middle" font-size="12" font-weight="600" fill="#0f172a"&gt;Transform&lt;/text&gt;</w:t>
+        <w:br/>
+        <w:t>&lt;line x1="374.4" y1="196.0" x2="385.6" y2="196.0" stroke="#4338ca" stroke-width="2" marker-end="url(#arrowA)"/&gt;</w:t>
+        <w:br/>
+        <w:t>&lt;rect x="500.8" y="166.0" width="104" height="60" rx="10" fill="#ffffff" stroke="#d97706" stroke-width="2"/&gt;&lt;text x="552.8" y="200.08" text-anchor="middle" font-size="12" font-weight="600" fill="#0f172a"&gt;Index&lt;/text&gt;</w:t>
+        <w:br/>
+        <w:t>&lt;line x1="489.6" y1="196.0" x2="500.8" y2="196.0" stroke="#4338ca" stroke-width="2" marker-end="url(#arrowA)"/&gt;</w:t>
+        <w:br/>
+        <w:t>&lt;rect x="616.0" y="166.0" width="104" height="60" rx="10" fill="#ffffff" stroke="#dc2626" stroke-width="2"/&gt;&lt;text x="668.0" y="200.08" text-anchor="middle" font-size="12" font-weight="600" fill="#0f172a"&gt;Serve&lt;/text&gt;</w:t>
+        <w:br/>
+        <w:t>&lt;line x1="604.8" y1="196.0" x2="616.0" y2="196.0" stroke="#4338ca" stroke-width="2" marker-end="url(#arrowA)"/&gt;</w:t>
+        <w:br/>
+        <w:t>&lt;path d="M668.0,226.0 q0,46 -288.0,46 q-288.0,0 -288.0,-46" fill="none" stroke="#cbd5e1" stroke-width="1.6" stroke-dasharray="5 4" marker-end="url(#arrow)"/&gt;</w:t>
+        <w:br/>
+        <w:t>&lt;text x="380.0" y="288.0" text-anchor="middle" font-size="9.5" fill="#94a3b8"&gt;feedback / monitoring loop&lt;/text&gt;</w:t>
         <w:br/>
         <w:t>&lt;/svg&gt;</w:t>
       </w:r>
@@ -4735,45 +4729,39 @@
           <w:rFonts w:ascii="Consolas" w:hAnsi="Consolas"/>
           <w:sz w:val="16"/>
         </w:rPr>
-        <w:t>&lt;svg xmlns="http://www.w3.org/2000/svg" width="760" height="360" viewBox="0 0 760 360" font-family="Inter, Arial, sans-serif"&gt;</w:t>
-        <w:br/>
-        <w:t>&lt;rect width="760" height="360" fill="#f8fafc"/&gt;</w:t>
-        <w:br/>
-        <w:t>&lt;text x="380" y="34" text-anchor="middle" font-size="20" font-weight="700" fill="#0f172a"&gt;Application Flow - Residual Connections and Normalisati…&lt;/text&gt;</w:t>
-        <w:br/>
-        <w:t>&lt;rect x="290" y="162" width="180" height="56" rx="12" fill="#0f172a"/&gt;</w:t>
-        <w:br/>
-        <w:t>&lt;text x="380" y="195" text-anchor="middle" font-size="14" font-weight="700" fill="#ffffff"&gt;Transformers&lt;/text&gt;</w:t>
-        <w:br/>
-        <w:t>&lt;line x1="380" y1="190" x2="380" y2="70" stroke="#94a3b8" stroke-width="2"/&gt;</w:t>
-        <w:br/>
-        <w:t>&lt;rect x="308" y="48" width="144" height="44" rx="10" fill="#ffffff" stroke="#2563eb" stroke-width="2"/&gt;</w:t>
-        <w:br/>
-        <w:t>&lt;text x="380" y="74" text-anchor="middle" font-size="11" fill="#0f172a"&gt;Why Self-Attention …&lt;/text&gt;</w:t>
-        <w:br/>
-        <w:t>&lt;line x1="380" y1="190" x2="617" y2="153" stroke="#94a3b8" stroke-width="2"/&gt;</w:t>
-        <w:br/>
-        <w:t>&lt;rect x="545" y="131" width="144" height="44" rx="10" fill="#ffffff" stroke="#7c3aed" stroke-width="2"/&gt;</w:t>
-        <w:br/>
-        <w:t>&lt;text x="617" y="157" text-anchor="middle" font-size="11" fill="#0f172a"&gt;Scaled Dot-Product …&lt;/text&gt;</w:t>
-        <w:br/>
-        <w:t>&lt;line x1="380" y1="190" x2="526" y2="287" stroke="#94a3b8" stroke-width="2"/&gt;</w:t>
-        <w:br/>
-        <w:t>&lt;rect x="454" y="265" width="144" height="44" rx="10" fill="#ffffff" stroke="#0891b2" stroke-width="2"/&gt;</w:t>
-        <w:br/>
-        <w:t>&lt;text x="526" y="291" text-anchor="middle" font-size="11" fill="#0f172a"&gt;Multi-Head Attention&lt;/text&gt;</w:t>
-        <w:br/>
-        <w:t>&lt;line x1="380" y1="190" x2="234" y2="287" stroke="#94a3b8" stroke-width="2"/&gt;</w:t>
-        <w:br/>
-        <w:t>&lt;rect x="162" y="265" width="144" height="44" rx="10" fill="#ffffff" stroke="#059669" stroke-width="2"/&gt;</w:t>
-        <w:br/>
-        <w:t>&lt;text x="234" y="291" text-anchor="middle" font-size="11" fill="#0f172a"&gt;Positional Encoding&lt;/text&gt;</w:t>
-        <w:br/>
-        <w:t>&lt;line x1="380" y1="190" x2="143" y2="153" stroke="#94a3b8" stroke-width="2"/&gt;</w:t>
-        <w:br/>
-        <w:t>&lt;rect x="71" y="131" width="144" height="44" rx="10" fill="#ffffff" stroke="#d97706" stroke-width="2"/&gt;</w:t>
-        <w:br/>
-        <w:t>&lt;text x="143" y="157" text-anchor="middle" font-size="11" fill="#0f172a"&gt;Feed-Forward Networ…&lt;/text&gt;</w:t>
+        <w:t>&lt;svg xmlns="http://www.w3.org/2000/svg" width="760" height="380" viewBox="0 0 760 380" font-family="Inter, Segoe UI, Arial, sans-serif"&gt;</w:t>
+        <w:br/>
+        <w:t>&lt;defs&gt;&lt;marker id="arrow" markerWidth="10" markerHeight="10" refX="8" refY="3" orient="auto" markerUnits="strokeWidth"&gt;&lt;path d="M0,0 L8,3 L0,6 z" fill="#94a3b8"/&gt;&lt;/marker&gt;&lt;marker id="arrowA" markerWidth="10" markerHeight="10" refX="8" refY="3" orient="auto" markerUnits="strokeWidth"&gt;&lt;path d="M0,0 L8,3 L0,6 z" fill="#4338ca"/&gt;&lt;/marker&gt;&lt;/defs&gt;</w:t>
+        <w:br/>
+        <w:t>&lt;rect width="760" height="380" rx="12" fill="#f8fafc"/&gt;</w:t>
+        <w:br/>
+        <w:t>&lt;text x="380" y="30" text-anchor="middle" font-size="17" font-weight="700" fill="#0f172a"&gt;Application Flow - Residual Connections and Normalisation&lt;/text&gt;</w:t>
+        <w:br/>
+        <w:t>&lt;rect x="40.0" y="166.0" width="104" height="60" rx="10" fill="#ffffff" stroke="#4338ca" stroke-width="2"/&gt;&lt;text x="92.0" y="200.08" text-anchor="middle" font-size="12" font-weight="600" fill="#0f172a"&gt;Request&lt;/text&gt;</w:t>
+        <w:br/>
+        <w:t>&lt;rect x="155.2" y="166.0" width="104" height="60" rx="10" fill="#ffffff" stroke="#7c3aed" stroke-width="2"/&gt;&lt;text x="207.2" y="200.08" text-anchor="middle" font-size="12" font-weight="600" fill="#0f172a"&gt;Auth&lt;/text&gt;</w:t>
+        <w:br/>
+        <w:t>&lt;line x1="144.0" y1="196.0" x2="155.2" y2="196.0" stroke="#4338ca" stroke-width="2" marker-end="url(#arrowA)"/&gt;</w:t>
+        <w:br/>
+        <w:t>&lt;rect x="270.4" y="166.0" width="104" height="60" rx="10" fill="#ffffff" stroke="#0891b2" stroke-width="2"/&gt;&lt;text x="322.4" y="200.08" text-anchor="middle" font-size="12" font-weight="600" fill="#0f172a"&gt;Route&lt;/text&gt;</w:t>
+        <w:br/>
+        <w:t>&lt;line x1="259.2" y1="196.0" x2="270.4" y2="196.0" stroke="#4338ca" stroke-width="2" marker-end="url(#arrowA)"/&gt;</w:t>
+        <w:br/>
+        <w:t>&lt;rect x="385.6" y="166.0" width="104" height="60" rx="10" fill="#ffffff" stroke="#059669" stroke-width="2"/&gt;&lt;text x="437.6" y="200.08" text-anchor="middle" font-size="12" font-weight="600" fill="#0f172a"&gt;Process&lt;/text&gt;</w:t>
+        <w:br/>
+        <w:t>&lt;line x1="374.4" y1="196.0" x2="385.6" y2="196.0" stroke="#4338ca" stroke-width="2" marker-end="url(#arrowA)"/&gt;</w:t>
+        <w:br/>
+        <w:t>&lt;rect x="500.8" y="166.0" width="104" height="60" rx="10" fill="#ffffff" stroke="#d97706" stroke-width="2"/&gt;&lt;text x="552.8" y="200.08" text-anchor="middle" font-size="12" font-weight="600" fill="#0f172a"&gt;Persist&lt;/text&gt;</w:t>
+        <w:br/>
+        <w:t>&lt;line x1="489.6" y1="196.0" x2="500.8" y2="196.0" stroke="#4338ca" stroke-width="2" marker-end="url(#arrowA)"/&gt;</w:t>
+        <w:br/>
+        <w:t>&lt;rect x="616.0" y="166.0" width="104" height="60" rx="10" fill="#ffffff" stroke="#dc2626" stroke-width="2"/&gt;&lt;text x="668.0" y="200.08" text-anchor="middle" font-size="12" font-weight="600" fill="#0f172a"&gt;Respond&lt;/text&gt;</w:t>
+        <w:br/>
+        <w:t>&lt;line x1="604.8" y1="196.0" x2="616.0" y2="196.0" stroke="#4338ca" stroke-width="2" marker-end="url(#arrowA)"/&gt;</w:t>
+        <w:br/>
+        <w:t>&lt;path d="M668.0,226.0 q0,46 -288.0,46 q-288.0,0 -288.0,-46" fill="none" stroke="#cbd5e1" stroke-width="1.6" stroke-dasharray="5 4" marker-end="url(#arrow)"/&gt;</w:t>
+        <w:br/>
+        <w:t>&lt;text x="380.0" y="288.0" text-anchor="middle" font-size="9.5" fill="#94a3b8"&gt;feedback / monitoring loop&lt;/text&gt;</w:t>
         <w:br/>
         <w:t>&lt;/svg&gt;</w:t>
       </w:r>
@@ -7242,45 +7230,39 @@
           <w:rFonts w:ascii="Consolas" w:hAnsi="Consolas"/>
           <w:sz w:val="16"/>
         </w:rPr>
-        <w:t>&lt;svg xmlns="http://www.w3.org/2000/svg" width="760" height="360" viewBox="0 0 760 360" font-family="Inter, Arial, sans-serif"&gt;</w:t>
-        <w:br/>
-        <w:t>&lt;rect width="760" height="360" fill="#f8fafc"/&gt;</w:t>
-        <w:br/>
-        <w:t>&lt;text x="380" y="34" text-anchor="middle" font-size="20" font-weight="700" fill="#0f172a"&gt;Agent Architecture - Vision and Multimodal Transformers&lt;/text&gt;</w:t>
-        <w:br/>
-        <w:t>&lt;rect x="290" y="162" width="180" height="56" rx="12" fill="#0f172a"/&gt;</w:t>
-        <w:br/>
-        <w:t>&lt;text x="380" y="195" text-anchor="middle" font-size="14" font-weight="700" fill="#ffffff"&gt;Transformers&lt;/text&gt;</w:t>
-        <w:br/>
-        <w:t>&lt;line x1="380" y1="190" x2="380" y2="70" stroke="#94a3b8" stroke-width="2"/&gt;</w:t>
-        <w:br/>
-        <w:t>&lt;rect x="308" y="48" width="144" height="44" rx="10" fill="#ffffff" stroke="#2563eb" stroke-width="2"/&gt;</w:t>
-        <w:br/>
-        <w:t>&lt;text x="380" y="74" text-anchor="middle" font-size="11" fill="#0f172a"&gt;Why Self-Attention …&lt;/text&gt;</w:t>
-        <w:br/>
-        <w:t>&lt;line x1="380" y1="190" x2="617" y2="153" stroke="#94a3b8" stroke-width="2"/&gt;</w:t>
-        <w:br/>
-        <w:t>&lt;rect x="545" y="131" width="144" height="44" rx="10" fill="#ffffff" stroke="#7c3aed" stroke-width="2"/&gt;</w:t>
-        <w:br/>
-        <w:t>&lt;text x="617" y="157" text-anchor="middle" font-size="11" fill="#0f172a"&gt;Scaled Dot-Product …&lt;/text&gt;</w:t>
-        <w:br/>
-        <w:t>&lt;line x1="380" y1="190" x2="526" y2="287" stroke="#94a3b8" stroke-width="2"/&gt;</w:t>
-        <w:br/>
-        <w:t>&lt;rect x="454" y="265" width="144" height="44" rx="10" fill="#ffffff" stroke="#0891b2" stroke-width="2"/&gt;</w:t>
-        <w:br/>
-        <w:t>&lt;text x="526" y="291" text-anchor="middle" font-size="11" fill="#0f172a"&gt;Multi-Head Attention&lt;/text&gt;</w:t>
-        <w:br/>
-        <w:t>&lt;line x1="380" y1="190" x2="234" y2="287" stroke="#94a3b8" stroke-width="2"/&gt;</w:t>
-        <w:br/>
-        <w:t>&lt;rect x="162" y="265" width="144" height="44" rx="10" fill="#ffffff" stroke="#059669" stroke-width="2"/&gt;</w:t>
-        <w:br/>
-        <w:t>&lt;text x="234" y="291" text-anchor="middle" font-size="11" fill="#0f172a"&gt;Positional Encoding&lt;/text&gt;</w:t>
-        <w:br/>
-        <w:t>&lt;line x1="380" y1="190" x2="143" y2="153" stroke="#94a3b8" stroke-width="2"/&gt;</w:t>
-        <w:br/>
-        <w:t>&lt;rect x="71" y="131" width="144" height="44" rx="10" fill="#ffffff" stroke="#d97706" stroke-width="2"/&gt;</w:t>
-        <w:br/>
-        <w:t>&lt;text x="143" y="157" text-anchor="middle" font-size="11" fill="#0f172a"&gt;Feed-Forward Networ…&lt;/text&gt;</w:t>
+        <w:t>&lt;svg xmlns="http://www.w3.org/2000/svg" width="760" height="380" viewBox="0 0 760 380" font-family="Inter, Segoe UI, Arial, sans-serif"&gt;</w:t>
+        <w:br/>
+        <w:t>&lt;defs&gt;&lt;marker id="arrow" markerWidth="10" markerHeight="10" refX="8" refY="3" orient="auto" markerUnits="strokeWidth"&gt;&lt;path d="M0,0 L8,3 L0,6 z" fill="#94a3b8"/&gt;&lt;/marker&gt;&lt;marker id="arrowA" markerWidth="10" markerHeight="10" refX="8" refY="3" orient="auto" markerUnits="strokeWidth"&gt;&lt;path d="M0,0 L8,3 L0,6 z" fill="#4338ca"/&gt;&lt;/marker&gt;&lt;/defs&gt;</w:t>
+        <w:br/>
+        <w:t>&lt;rect width="760" height="380" rx="12" fill="#f8fafc"/&gt;</w:t>
+        <w:br/>
+        <w:t>&lt;text x="380" y="30" text-anchor="middle" font-size="17" font-weight="700" fill="#0f172a"&gt;Agent Architecture - Vision and Multimodal Transformers&lt;/text&gt;</w:t>
+        <w:br/>
+        <w:t>&lt;rect x="40.0" y="166.0" width="104" height="60" rx="10" fill="#ffffff" stroke="#4338ca" stroke-width="2"/&gt;&lt;text x="92.0" y="200.08" text-anchor="middle" font-size="12" font-weight="600" fill="#0f172a"&gt;Goal&lt;/text&gt;</w:t>
+        <w:br/>
+        <w:t>&lt;rect x="155.2" y="166.0" width="104" height="60" rx="10" fill="#ffffff" stroke="#7c3aed" stroke-width="2"/&gt;&lt;text x="207.2" y="200.08" text-anchor="middle" font-size="12" font-weight="600" fill="#0f172a"&gt;Plan&lt;/text&gt;</w:t>
+        <w:br/>
+        <w:t>&lt;line x1="144.0" y1="196.0" x2="155.2" y2="196.0" stroke="#4338ca" stroke-width="2" marker-end="url(#arrowA)"/&gt;</w:t>
+        <w:br/>
+        <w:t>&lt;rect x="270.4" y="166.0" width="104" height="60" rx="10" fill="#ffffff" stroke="#0891b2" stroke-width="2"/&gt;&lt;text x="322.4" y="200.08" text-anchor="middle" font-size="12" font-weight="600" fill="#0f172a"&gt;Tool Call&lt;/text&gt;</w:t>
+        <w:br/>
+        <w:t>&lt;line x1="259.2" y1="196.0" x2="270.4" y2="196.0" stroke="#4338ca" stroke-width="2" marker-end="url(#arrowA)"/&gt;</w:t>
+        <w:br/>
+        <w:t>&lt;rect x="385.6" y="166.0" width="104" height="60" rx="10" fill="#ffffff" stroke="#059669" stroke-width="2"/&gt;&lt;text x="437.6" y="200.08" text-anchor="middle" font-size="12" font-weight="600" fill="#0f172a"&gt;Observe&lt;/text&gt;</w:t>
+        <w:br/>
+        <w:t>&lt;line x1="374.4" y1="196.0" x2="385.6" y2="196.0" stroke="#4338ca" stroke-width="2" marker-end="url(#arrowA)"/&gt;</w:t>
+        <w:br/>
+        <w:t>&lt;rect x="500.8" y="166.0" width="104" height="60" rx="10" fill="#ffffff" stroke="#d97706" stroke-width="2"/&gt;&lt;text x="552.8" y="200.08" text-anchor="middle" font-size="12" font-weight="600" fill="#0f172a"&gt;Reflect&lt;/text&gt;</w:t>
+        <w:br/>
+        <w:t>&lt;line x1="489.6" y1="196.0" x2="500.8" y2="196.0" stroke="#4338ca" stroke-width="2" marker-end="url(#arrowA)"/&gt;</w:t>
+        <w:br/>
+        <w:t>&lt;rect x="616.0" y="166.0" width="104" height="60" rx="10" fill="#ffffff" stroke="#dc2626" stroke-width="2"/&gt;&lt;text x="668.0" y="200.08" text-anchor="middle" font-size="12" font-weight="600" fill="#0f172a"&gt;Act&lt;/text&gt;</w:t>
+        <w:br/>
+        <w:t>&lt;line x1="604.8" y1="196.0" x2="616.0" y2="196.0" stroke="#4338ca" stroke-width="2" marker-end="url(#arrowA)"/&gt;</w:t>
+        <w:br/>
+        <w:t>&lt;path d="M668.0,226.0 q0,46 -288.0,46 q-288.0,0 -288.0,-46" fill="none" stroke="#cbd5e1" stroke-width="1.6" stroke-dasharray="5 4" marker-end="url(#arrow)"/&gt;</w:t>
+        <w:br/>
+        <w:t>&lt;text x="380.0" y="288.0" text-anchor="middle" font-size="9.5" fill="#94a3b8"&gt;feedback / monitoring loop&lt;/text&gt;</w:t>
         <w:br/>
         <w:t>&lt;/svg&gt;</w:t>
       </w:r>
@@ -12396,45 +12378,51 @@
           <w:rFonts w:ascii="Consolas" w:hAnsi="Consolas"/>
           <w:sz w:val="16"/>
         </w:rPr>
-        <w:t>&lt;svg xmlns="http://www.w3.org/2000/svg" width="760" height="360" viewBox="0 0 760 360" font-family="Inter, Arial, sans-serif"&gt;</w:t>
-        <w:br/>
-        <w:t>&lt;rect width="760" height="360" fill="#f8fafc"/&gt;</w:t>
-        <w:br/>
-        <w:t>&lt;text x="380" y="34" text-anchor="middle" font-size="20" font-weight="700" fill="#0f172a"&gt;Cloud Architecture - Putting It Together: A Reference I…&lt;/text&gt;</w:t>
-        <w:br/>
-        <w:t>&lt;rect x="290" y="162" width="180" height="56" rx="12" fill="#0f172a"/&gt;</w:t>
-        <w:br/>
-        <w:t>&lt;text x="380" y="195" text-anchor="middle" font-size="14" font-weight="700" fill="#ffffff"&gt;Transformers&lt;/text&gt;</w:t>
-        <w:br/>
-        <w:t>&lt;line x1="380" y1="190" x2="380" y2="70" stroke="#94a3b8" stroke-width="2"/&gt;</w:t>
-        <w:br/>
-        <w:t>&lt;rect x="308" y="48" width="144" height="44" rx="10" fill="#ffffff" stroke="#2563eb" stroke-width="2"/&gt;</w:t>
-        <w:br/>
-        <w:t>&lt;text x="380" y="74" text-anchor="middle" font-size="11" fill="#0f172a"&gt;Why Self-Attention …&lt;/text&gt;</w:t>
-        <w:br/>
-        <w:t>&lt;line x1="380" y1="190" x2="617" y2="153" stroke="#94a3b8" stroke-width="2"/&gt;</w:t>
-        <w:br/>
-        <w:t>&lt;rect x="545" y="131" width="144" height="44" rx="10" fill="#ffffff" stroke="#7c3aed" stroke-width="2"/&gt;</w:t>
-        <w:br/>
-        <w:t>&lt;text x="617" y="157" text-anchor="middle" font-size="11" fill="#0f172a"&gt;Scaled Dot-Product …&lt;/text&gt;</w:t>
-        <w:br/>
-        <w:t>&lt;line x1="380" y1="190" x2="526" y2="287" stroke="#94a3b8" stroke-width="2"/&gt;</w:t>
-        <w:br/>
-        <w:t>&lt;rect x="454" y="265" width="144" height="44" rx="10" fill="#ffffff" stroke="#0891b2" stroke-width="2"/&gt;</w:t>
-        <w:br/>
-        <w:t>&lt;text x="526" y="291" text-anchor="middle" font-size="11" fill="#0f172a"&gt;Multi-Head Attention&lt;/text&gt;</w:t>
-        <w:br/>
-        <w:t>&lt;line x1="380" y1="190" x2="234" y2="287" stroke="#94a3b8" stroke-width="2"/&gt;</w:t>
-        <w:br/>
-        <w:t>&lt;rect x="162" y="265" width="144" height="44" rx="10" fill="#ffffff" stroke="#059669" stroke-width="2"/&gt;</w:t>
-        <w:br/>
-        <w:t>&lt;text x="234" y="291" text-anchor="middle" font-size="11" fill="#0f172a"&gt;Positional Encoding&lt;/text&gt;</w:t>
-        <w:br/>
-        <w:t>&lt;line x1="380" y1="190" x2="143" y2="153" stroke="#94a3b8" stroke-width="2"/&gt;</w:t>
-        <w:br/>
-        <w:t>&lt;rect x="71" y="131" width="144" height="44" rx="10" fill="#ffffff" stroke="#d97706" stroke-width="2"/&gt;</w:t>
-        <w:br/>
-        <w:t>&lt;text x="143" y="157" text-anchor="middle" font-size="11" fill="#0f172a"&gt;Feed-Forward Networ…&lt;/text&gt;</w:t>
+        <w:t>&lt;svg xmlns="http://www.w3.org/2000/svg" width="760" height="380" viewBox="0 0 760 380" font-family="Inter, Segoe UI, Arial, sans-serif"&gt;</w:t>
+        <w:br/>
+        <w:t>&lt;defs&gt;&lt;marker id="arrow" markerWidth="10" markerHeight="10" refX="8" refY="3" orient="auto" markerUnits="strokeWidth"&gt;&lt;path d="M0,0 L8,3 L0,6 z" fill="#94a3b8"/&gt;&lt;/marker&gt;&lt;marker id="arrowA" markerWidth="10" markerHeight="10" refX="8" refY="3" orient="auto" markerUnits="strokeWidth"&gt;&lt;path d="M0,0 L8,3 L0,6 z" fill="#4338ca"/&gt;&lt;/marker&gt;&lt;/defs&gt;</w:t>
+        <w:br/>
+        <w:t>&lt;rect width="760" height="380" rx="12" fill="#f8fafc"/&gt;</w:t>
+        <w:br/>
+        <w:t>&lt;text x="380" y="30" text-anchor="middle" font-size="17" font-weight="700" fill="#0f172a"&gt;Cloud Architecture - Putting It Together: A Reference Imple…&lt;/text&gt;</w:t>
+        <w:br/>
+        <w:t>&lt;rect x="30" y="48" width="700" height="96" rx="12" fill="#eef2ff" stroke="#e2e8f0"/&gt;</w:t>
+        <w:br/>
+        <w:t>&lt;text x="44" y="66" font-size="11" font-weight="700" fill="#475569"&gt;Consumers&lt;/text&gt;</w:t>
+        <w:br/>
+        <w:t>&lt;rect x="44" y="78" width="150" height="48" rx="10" fill="#ffffff" stroke="#4338ca" stroke-width="2"/&gt;&lt;text x="119.0" y="105.74" text-anchor="middle" font-size="11" font-weight="600" fill="#0f172a"&gt;Users / Apps&lt;/text&gt;</w:t>
+        <w:br/>
+        <w:t>&lt;rect x="208" y="78" width="150" height="48" rx="10" fill="#ffffff" stroke="#7c3aed" stroke-width="2"/&gt;&lt;text x="283.0" y="105.74" text-anchor="middle" font-size="11" font-weight="600" fill="#0f172a"&gt;API Clients&lt;/text&gt;</w:t>
+        <w:br/>
+        <w:t>&lt;rect x="30" y="166" width="700" height="96" rx="12" fill="#f5f3ff" stroke="#e2e8f0"/&gt;</w:t>
+        <w:br/>
+        <w:t>&lt;text x="44" y="184" font-size="11" font-weight="700" fill="#475569"&gt;Transformers Platform&lt;/text&gt;</w:t>
+        <w:br/>
+        <w:t>&lt;rect x="44.0" y="196" width="122.8" height="48" rx="10" fill="#ffffff" stroke="#7c3aed" stroke-width="2"/&gt;&lt;text x="105.4" y="223.74" text-anchor="middle" font-size="11" font-weight="600" fill="#0f172a"&gt;Gateway&lt;/text&gt;</w:t>
+        <w:br/>
+        <w:t>&lt;rect x="180.8" y="196" width="122.8" height="48" rx="10" fill="#ffffff" stroke="#0891b2" stroke-width="2"/&gt;&lt;text x="242.20000000000002" y="223.74" text-anchor="middle" font-size="11" font-weight="600" fill="#0f172a"&gt;Why Self-Attention…&lt;/text&gt;</w:t>
+        <w:br/>
+        <w:t>&lt;rect x="317.6" y="196" width="122.8" height="48" rx="10" fill="#ffffff" stroke="#059669" stroke-width="2"/&gt;&lt;text x="379.0" y="223.74" text-anchor="middle" font-size="11" font-weight="600" fill="#0f172a"&gt;Scaled Dot-Product…&lt;/text&gt;</w:t>
+        <w:br/>
+        <w:t>&lt;rect x="454.40000000000003" y="196" width="122.8" height="48" rx="10" fill="#ffffff" stroke="#d97706" stroke-width="2"/&gt;&lt;text x="515.8000000000001" y="223.74" text-anchor="middle" font-size="11" font-weight="600" fill="#0f172a"&gt;Multi-Head Attenti…&lt;/text&gt;</w:t>
+        <w:br/>
+        <w:t>&lt;rect x="591.2" y="196" width="122.8" height="48" rx="10" fill="#ffffff" stroke="#dc2626" stroke-width="2"/&gt;&lt;text x="652.6" y="223.74" text-anchor="middle" font-size="11" font-weight="600" fill="#0f172a"&gt;Positional Encoding&lt;/text&gt;</w:t>
+        <w:br/>
+        <w:t>&lt;rect x="30" y="284" width="700" height="96" rx="12" fill="#ecfeff" stroke="#e2e8f0"/&gt;</w:t>
+        <w:br/>
+        <w:t>&lt;text x="44" y="302" font-size="11" font-weight="700" fill="#475569"&gt;Data &amp;amp; Operations&lt;/text&gt;</w:t>
+        <w:br/>
+        <w:t>&lt;rect x="44" y="314" width="150" height="48" rx="10" fill="#ffffff" stroke="#0891b2" stroke-width="2"/&gt;&lt;text x="119.0" y="341.74" text-anchor="middle" font-size="11" font-weight="600" fill="#0f172a"&gt;Primary Store&lt;/text&gt;</w:t>
+        <w:br/>
+        <w:t>&lt;rect x="208" y="314" width="150" height="48" rx="10" fill="#ffffff" stroke="#059669" stroke-width="2"/&gt;&lt;text x="283.0" y="341.74" text-anchor="middle" font-size="11" font-weight="600" fill="#0f172a"&gt;Vector Index&lt;/text&gt;</w:t>
+        <w:br/>
+        <w:t>&lt;rect x="372" y="314" width="150" height="48" rx="10" fill="#ffffff" stroke="#d97706" stroke-width="2"/&gt;&lt;text x="447.0" y="341.74" text-anchor="middle" font-size="11" font-weight="600" fill="#0f172a"&gt;Observability&lt;/text&gt;</w:t>
+        <w:br/>
+        <w:t>&lt;rect x="536" y="314" width="150" height="48" rx="10" fill="#ffffff" stroke="#dc2626" stroke-width="2"/&gt;&lt;text x="611.0" y="341.74" text-anchor="middle" font-size="11" font-weight="600" fill="#0f172a"&gt;Security&lt;/text&gt;</w:t>
+        <w:br/>
+        <w:t>&lt;line x1="380.0" y1="126" x2="380.0" y2="196" stroke="#4338ca" stroke-width="2" marker-end="url(#arrowA)"/&gt;</w:t>
+        <w:br/>
+        <w:t>&lt;line x1="380.0" y1="244" x2="380.0" y2="314" stroke="#4338ca" stroke-width="2" marker-end="url(#arrowA)"/&gt;</w:t>
         <w:br/>
         <w:t>&lt;/svg&gt;</w:t>
       </w:r>
@@ -19032,45 +19020,41 @@
           <w:rFonts w:ascii="Consolas" w:hAnsi="Consolas"/>
           <w:sz w:val="16"/>
         </w:rPr>
-        <w:t>&lt;svg xmlns="http://www.w3.org/2000/svg" width="760" height="360" viewBox="0 0 760 360" font-family="Inter, Arial, sans-serif"&gt;</w:t>
-        <w:br/>
-        <w:t>&lt;rect width="760" height="360" fill="#f8fafc"/&gt;</w:t>
-        <w:br/>
-        <w:t>&lt;text x="380" y="34" text-anchor="middle" font-size="20" font-weight="700" fill="#0f172a"&gt;Capability Map - Trends and Research Directions&lt;/text&gt;</w:t>
-        <w:br/>
-        <w:t>&lt;rect x="290" y="162" width="180" height="56" rx="12" fill="#0f172a"/&gt;</w:t>
-        <w:br/>
-        <w:t>&lt;text x="380" y="195" text-anchor="middle" font-size="14" font-weight="700" fill="#ffffff"&gt;Transformers&lt;/text&gt;</w:t>
-        <w:br/>
-        <w:t>&lt;line x1="380" y1="190" x2="380" y2="70" stroke="#94a3b8" stroke-width="2"/&gt;</w:t>
-        <w:br/>
-        <w:t>&lt;rect x="308" y="48" width="144" height="44" rx="10" fill="#ffffff" stroke="#2563eb" stroke-width="2"/&gt;</w:t>
-        <w:br/>
-        <w:t>&lt;text x="380" y="74" text-anchor="middle" font-size="11" fill="#0f172a"&gt;Why Self-Attention …&lt;/text&gt;</w:t>
-        <w:br/>
-        <w:t>&lt;line x1="380" y1="190" x2="617" y2="153" stroke="#94a3b8" stroke-width="2"/&gt;</w:t>
-        <w:br/>
-        <w:t>&lt;rect x="545" y="131" width="144" height="44" rx="10" fill="#ffffff" stroke="#7c3aed" stroke-width="2"/&gt;</w:t>
-        <w:br/>
-        <w:t>&lt;text x="617" y="157" text-anchor="middle" font-size="11" fill="#0f172a"&gt;Scaled Dot-Product …&lt;/text&gt;</w:t>
-        <w:br/>
-        <w:t>&lt;line x1="380" y1="190" x2="526" y2="287" stroke="#94a3b8" stroke-width="2"/&gt;</w:t>
-        <w:br/>
-        <w:t>&lt;rect x="454" y="265" width="144" height="44" rx="10" fill="#ffffff" stroke="#0891b2" stroke-width="2"/&gt;</w:t>
-        <w:br/>
-        <w:t>&lt;text x="526" y="291" text-anchor="middle" font-size="11" fill="#0f172a"&gt;Multi-Head Attention&lt;/text&gt;</w:t>
-        <w:br/>
-        <w:t>&lt;line x1="380" y1="190" x2="234" y2="287" stroke="#94a3b8" stroke-width="2"/&gt;</w:t>
-        <w:br/>
-        <w:t>&lt;rect x="162" y="265" width="144" height="44" rx="10" fill="#ffffff" stroke="#059669" stroke-width="2"/&gt;</w:t>
-        <w:br/>
-        <w:t>&lt;text x="234" y="291" text-anchor="middle" font-size="11" fill="#0f172a"&gt;Positional Encoding&lt;/text&gt;</w:t>
-        <w:br/>
-        <w:t>&lt;line x1="380" y1="190" x2="143" y2="153" stroke="#94a3b8" stroke-width="2"/&gt;</w:t>
-        <w:br/>
-        <w:t>&lt;rect x="71" y="131" width="144" height="44" rx="10" fill="#ffffff" stroke="#d97706" stroke-width="2"/&gt;</w:t>
-        <w:br/>
-        <w:t>&lt;text x="143" y="157" text-anchor="middle" font-size="11" fill="#0f172a"&gt;Feed-Forward Networ…&lt;/text&gt;</w:t>
+        <w:t>&lt;svg xmlns="http://www.w3.org/2000/svg" width="760" height="380" viewBox="0 0 760 380" font-family="Inter, Segoe UI, Arial, sans-serif"&gt;</w:t>
+        <w:br/>
+        <w:t>&lt;defs&gt;&lt;marker id="arrow" markerWidth="10" markerHeight="10" refX="8" refY="3" orient="auto" markerUnits="strokeWidth"&gt;&lt;path d="M0,0 L8,3 L0,6 z" fill="#94a3b8"/&gt;&lt;/marker&gt;&lt;marker id="arrowA" markerWidth="10" markerHeight="10" refX="8" refY="3" orient="auto" markerUnits="strokeWidth"&gt;&lt;path d="M0,0 L8,3 L0,6 z" fill="#4338ca"/&gt;&lt;/marker&gt;&lt;/defs&gt;</w:t>
+        <w:br/>
+        <w:t>&lt;rect width="760" height="380" rx="12" fill="#f8fafc"/&gt;</w:t>
+        <w:br/>
+        <w:t>&lt;text x="380" y="30" text-anchor="middle" font-size="17" font-weight="700" fill="#0f172a"&gt;Capability Map - Trends and Research Directions&lt;/text&gt;</w:t>
+        <w:br/>
+        <w:t>&lt;circle cx="380.0" cy="198.0" r="46" fill="#0f172a"/&gt;</w:t>
+        <w:br/>
+        <w:t>&lt;text x="380.0" y="202.0" text-anchor="middle" font-size="12" font-weight="700" fill="#ffffff"&gt;Transformers&lt;/text&gt;</w:t>
+        <w:br/>
+        <w:t>&lt;line x1="380.0" y1="152.0" x2="380.0" y2="92.0" stroke="#94a3b8" stroke-width="2" marker-end="url(#arrow)"/&gt;</w:t>
+        <w:br/>
+        <w:t>&lt;rect x="306.0" y="58.0" width="148" height="44" rx="10" fill="#ffffff" stroke="#4338ca" stroke-width="2"/&gt;&lt;text x="380.0" y="83.74" text-anchor="middle" font-size="11" font-weight="600" fill="#0f172a"&gt;Why Self-Attention Repl…&lt;/text&gt;</w:t>
+        <w:br/>
+        <w:t>&lt;line x1="419.83716857408416" y1="175.0" x2="575.7217412552832" y2="145.0" stroke="#94a3b8" stroke-width="2" marker-end="url(#arrow)"/&gt;</w:t>
+        <w:br/>
+        <w:t>&lt;rect x="522.5063509461097" y="117.0" width="148" height="44" rx="10" fill="#ffffff" stroke="#7c3aed" stroke-width="2"/&gt;&lt;text x="596.5063509461097" y="142.74" text-anchor="middle" font-size="11" font-weight="600" fill="#0f172a"&gt;Scaled Dot-Product Atte…&lt;/text&gt;</w:t>
+        <w:br/>
+        <w:t>&lt;line x1="419.83716857408416" y1="221.0" x2="575.7217412552832" y2="251.0" stroke="#94a3b8" stroke-width="2" marker-end="url(#arrow)"/&gt;</w:t>
+        <w:br/>
+        <w:t>&lt;rect x="522.5063509461097" y="235.0" width="148" height="44" rx="10" fill="#ffffff" stroke="#0891b2" stroke-width="2"/&gt;&lt;text x="596.5063509461097" y="260.74" text-anchor="middle" font-size="11" font-weight="600" fill="#0f172a"&gt;Multi-Head Attention&lt;/text&gt;</w:t>
+        <w:br/>
+        <w:t>&lt;line x1="380.0" y1="244.0" x2="380.0" y2="304.0" stroke="#94a3b8" stroke-width="2" marker-end="url(#arrow)"/&gt;</w:t>
+        <w:br/>
+        <w:t>&lt;rect x="306.0" y="294.0" width="148" height="44" rx="10" fill="#ffffff" stroke="#059669" stroke-width="2"/&gt;&lt;text x="380.0" y="319.74" text-anchor="middle" font-size="11" font-weight="600" fill="#0f172a"&gt;Positional Encoding&lt;/text&gt;</w:t>
+        <w:br/>
+        <w:t>&lt;line x1="340.16283142591584" y1="221.0" x2="184.2782587447169" y2="251.00000000000006" stroke="#94a3b8" stroke-width="2" marker-end="url(#arrow)"/&gt;</w:t>
+        <w:br/>
+        <w:t>&lt;rect x="89.49364905389038" y="235.00000000000006" width="148" height="44" rx="10" fill="#ffffff" stroke="#d97706" stroke-width="2"/&gt;&lt;text x="163.49364905389038" y="260.74000000000007" text-anchor="middle" font-size="11" font-weight="600" fill="#0f172a"&gt;Feed-Forward Networks a…&lt;/text&gt;</w:t>
+        <w:br/>
+        <w:t>&lt;line x1="340.16283142591584" y1="175.0" x2="184.27825874471688" y2="145.0" stroke="#94a3b8" stroke-width="2" marker-end="url(#arrow)"/&gt;</w:t>
+        <w:br/>
+        <w:t>&lt;rect x="89.49364905389035" y="117.0" width="148" height="44" rx="10" fill="#ffffff" stroke="#dc2626" stroke-width="2"/&gt;&lt;text x="163.49364905389035" y="142.74" text-anchor="middle" font-size="11" font-weight="600" fill="#0f172a"&gt;Residual Connections an…&lt;/text&gt;</w:t>
         <w:br/>
         <w:t>&lt;/svg&gt;</w:t>
       </w:r>
@@ -20794,45 +20778,39 @@
           <w:rFonts w:ascii="Consolas" w:hAnsi="Consolas"/>
           <w:sz w:val="16"/>
         </w:rPr>
-        <w:t>&lt;svg xmlns="http://www.w3.org/2000/svg" width="760" height="360" viewBox="0 0 760 360" font-family="Inter, Arial, sans-serif"&gt;</w:t>
-        <w:br/>
-        <w:t>&lt;rect width="760" height="360" fill="#f8fafc"/&gt;</w:t>
-        <w:br/>
-        <w:t>&lt;text x="380" y="34" text-anchor="middle" font-size="20" font-weight="700" fill="#0f172a"&gt;Application Flow - Certification Preparation and Review&lt;/text&gt;</w:t>
-        <w:br/>
-        <w:t>&lt;rect x="290" y="162" width="180" height="56" rx="12" fill="#0f172a"/&gt;</w:t>
-        <w:br/>
-        <w:t>&lt;text x="380" y="195" text-anchor="middle" font-size="14" font-weight="700" fill="#ffffff"&gt;Transformers&lt;/text&gt;</w:t>
-        <w:br/>
-        <w:t>&lt;line x1="380" y1="190" x2="380" y2="70" stroke="#94a3b8" stroke-width="2"/&gt;</w:t>
-        <w:br/>
-        <w:t>&lt;rect x="308" y="48" width="144" height="44" rx="10" fill="#ffffff" stroke="#2563eb" stroke-width="2"/&gt;</w:t>
-        <w:br/>
-        <w:t>&lt;text x="380" y="74" text-anchor="middle" font-size="11" fill="#0f172a"&gt;Why Self-Attention …&lt;/text&gt;</w:t>
-        <w:br/>
-        <w:t>&lt;line x1="380" y1="190" x2="617" y2="153" stroke="#94a3b8" stroke-width="2"/&gt;</w:t>
-        <w:br/>
-        <w:t>&lt;rect x="545" y="131" width="144" height="44" rx="10" fill="#ffffff" stroke="#7c3aed" stroke-width="2"/&gt;</w:t>
-        <w:br/>
-        <w:t>&lt;text x="617" y="157" text-anchor="middle" font-size="11" fill="#0f172a"&gt;Scaled Dot-Product …&lt;/text&gt;</w:t>
-        <w:br/>
-        <w:t>&lt;line x1="380" y1="190" x2="526" y2="287" stroke="#94a3b8" stroke-width="2"/&gt;</w:t>
-        <w:br/>
-        <w:t>&lt;rect x="454" y="265" width="144" height="44" rx="10" fill="#ffffff" stroke="#0891b2" stroke-width="2"/&gt;</w:t>
-        <w:br/>
-        <w:t>&lt;text x="526" y="291" text-anchor="middle" font-size="11" fill="#0f172a"&gt;Multi-Head Attention&lt;/text&gt;</w:t>
-        <w:br/>
-        <w:t>&lt;line x1="380" y1="190" x2="234" y2="287" stroke="#94a3b8" stroke-width="2"/&gt;</w:t>
-        <w:br/>
-        <w:t>&lt;rect x="162" y="265" width="144" height="44" rx="10" fill="#ffffff" stroke="#059669" stroke-width="2"/&gt;</w:t>
-        <w:br/>
-        <w:t>&lt;text x="234" y="291" text-anchor="middle" font-size="11" fill="#0f172a"&gt;Positional Encoding&lt;/text&gt;</w:t>
-        <w:br/>
-        <w:t>&lt;line x1="380" y1="190" x2="143" y2="153" stroke="#94a3b8" stroke-width="2"/&gt;</w:t>
-        <w:br/>
-        <w:t>&lt;rect x="71" y="131" width="144" height="44" rx="10" fill="#ffffff" stroke="#d97706" stroke-width="2"/&gt;</w:t>
-        <w:br/>
-        <w:t>&lt;text x="143" y="157" text-anchor="middle" font-size="11" fill="#0f172a"&gt;Feed-Forward Networ…&lt;/text&gt;</w:t>
+        <w:t>&lt;svg xmlns="http://www.w3.org/2000/svg" width="760" height="380" viewBox="0 0 760 380" font-family="Inter, Segoe UI, Arial, sans-serif"&gt;</w:t>
+        <w:br/>
+        <w:t>&lt;defs&gt;&lt;marker id="arrow" markerWidth="10" markerHeight="10" refX="8" refY="3" orient="auto" markerUnits="strokeWidth"&gt;&lt;path d="M0,0 L8,3 L0,6 z" fill="#94a3b8"/&gt;&lt;/marker&gt;&lt;marker id="arrowA" markerWidth="10" markerHeight="10" refX="8" refY="3" orient="auto" markerUnits="strokeWidth"&gt;&lt;path d="M0,0 L8,3 L0,6 z" fill="#4338ca"/&gt;&lt;/marker&gt;&lt;/defs&gt;</w:t>
+        <w:br/>
+        <w:t>&lt;rect width="760" height="380" rx="12" fill="#f8fafc"/&gt;</w:t>
+        <w:br/>
+        <w:t>&lt;text x="380" y="30" text-anchor="middle" font-size="17" font-weight="700" fill="#0f172a"&gt;Application Flow - Certification Preparation and Review&lt;/text&gt;</w:t>
+        <w:br/>
+        <w:t>&lt;rect x="40.0" y="166.0" width="104" height="60" rx="10" fill="#ffffff" stroke="#4338ca" stroke-width="2"/&gt;&lt;text x="92.0" y="200.08" text-anchor="middle" font-size="12" font-weight="600" fill="#0f172a"&gt;Request&lt;/text&gt;</w:t>
+        <w:br/>
+        <w:t>&lt;rect x="155.2" y="166.0" width="104" height="60" rx="10" fill="#ffffff" stroke="#7c3aed" stroke-width="2"/&gt;&lt;text x="207.2" y="200.08" text-anchor="middle" font-size="12" font-weight="600" fill="#0f172a"&gt;Auth&lt;/text&gt;</w:t>
+        <w:br/>
+        <w:t>&lt;line x1="144.0" y1="196.0" x2="155.2" y2="196.0" stroke="#4338ca" stroke-width="2" marker-end="url(#arrowA)"/&gt;</w:t>
+        <w:br/>
+        <w:t>&lt;rect x="270.4" y="166.0" width="104" height="60" rx="10" fill="#ffffff" stroke="#0891b2" stroke-width="2"/&gt;&lt;text x="322.4" y="200.08" text-anchor="middle" font-size="12" font-weight="600" fill="#0f172a"&gt;Route&lt;/text&gt;</w:t>
+        <w:br/>
+        <w:t>&lt;line x1="259.2" y1="196.0" x2="270.4" y2="196.0" stroke="#4338ca" stroke-width="2" marker-end="url(#arrowA)"/&gt;</w:t>
+        <w:br/>
+        <w:t>&lt;rect x="385.6" y="166.0" width="104" height="60" rx="10" fill="#ffffff" stroke="#059669" stroke-width="2"/&gt;&lt;text x="437.6" y="200.08" text-anchor="middle" font-size="12" font-weight="600" fill="#0f172a"&gt;Process&lt;/text&gt;</w:t>
+        <w:br/>
+        <w:t>&lt;line x1="374.4" y1="196.0" x2="385.6" y2="196.0" stroke="#4338ca" stroke-width="2" marker-end="url(#arrowA)"/&gt;</w:t>
+        <w:br/>
+        <w:t>&lt;rect x="500.8" y="166.0" width="104" height="60" rx="10" fill="#ffffff" stroke="#d97706" stroke-width="2"/&gt;&lt;text x="552.8" y="200.08" text-anchor="middle" font-size="12" font-weight="600" fill="#0f172a"&gt;Persist&lt;/text&gt;</w:t>
+        <w:br/>
+        <w:t>&lt;line x1="489.6" y1="196.0" x2="500.8" y2="196.0" stroke="#4338ca" stroke-width="2" marker-end="url(#arrowA)"/&gt;</w:t>
+        <w:br/>
+        <w:t>&lt;rect x="616.0" y="166.0" width="104" height="60" rx="10" fill="#ffffff" stroke="#dc2626" stroke-width="2"/&gt;&lt;text x="668.0" y="200.08" text-anchor="middle" font-size="12" font-weight="600" fill="#0f172a"&gt;Respond&lt;/text&gt;</w:t>
+        <w:br/>
+        <w:t>&lt;line x1="604.8" y1="196.0" x2="616.0" y2="196.0" stroke="#4338ca" stroke-width="2" marker-end="url(#arrowA)"/&gt;</w:t>
+        <w:br/>
+        <w:t>&lt;path d="M668.0,226.0 q0,46 -288.0,46 q-288.0,0 -288.0,-46" fill="none" stroke="#cbd5e1" stroke-width="1.6" stroke-dasharray="5 4" marker-end="url(#arrow)"/&gt;</w:t>
+        <w:br/>
+        <w:t>&lt;text x="380.0" y="288.0" text-anchor="middle" font-size="9.5" fill="#94a3b8"&gt;feedback / monitoring loop&lt;/text&gt;</w:t>
         <w:br/>
         <w:t>&lt;/svg&gt;</w:t>
       </w:r>

--- a/content/transformers/transformers-foundations/transformers-foundations.docx
+++ b/content/transformers/transformers-foundations/transformers-foundations.docx
@@ -2115,7 +2115,7 @@
           <w:rFonts w:ascii="Consolas" w:hAnsi="Consolas"/>
           <w:sz w:val="16"/>
         </w:rPr>
-        <w:t>&lt;svg xmlns="http://www.w3.org/2000/svg" width="840" height="460" data-tpl="kpi" data-pal="7-5" viewBox="0 0 840 460" font-family="Inter, Segoe UI, Arial, sans-serif"&gt;&lt;defs&gt;&lt;marker id="ar" markerWidth="9" markerHeight="9" refX="7" refY="3" orient="auto"&gt;&lt;path d="M0,0 L7,3 L0,6 z" fill="#94a3b8"/&gt;&lt;/marker&gt;&lt;marker id="arw" markerWidth="9" markerHeight="9" refX="7" refY="3" orient="auto"&gt;&lt;path d="M0,0 L7,3 L0,6 z" fill="#ffffff"/&gt;&lt;/marker&gt;&lt;filter id="sh" x="-20%" y="-20%" width="140%" height="140%"&gt;&lt;feDropShadow dx="0" dy="2" stdDeviation="3" flood-color="#0f172a" flood-opacity="0.16"/&gt;&lt;/filter&gt;&lt;/defs&gt;&lt;defs&gt;&lt;linearGradient id="bn4caba40" x1="0" y1="0" x2="1" y2="0"&gt;&lt;stop offset="0" stop-color="#d946ef"/&gt;&lt;stop offset="1" stop-color="#6b21a8"/&gt;&lt;/linearGradient&gt;&lt;/defs&gt;&lt;rect width="840" height="460" rx="14" fill="#ffffff"/&gt;&lt;rect x="0" y="0" width="840" height="48" rx="14" fill="url(#bn4caba40)"/&gt;&lt;rect x="0" y="32" width="840" height="16" fill="url(#bn4caba40)"/&gt;&lt;text x="420" y="25" text-anchor="middle" font-size="15" font-weight="700" fill="#ffffff" dominant-baseline="middle"&gt;Capability Map - Multi-Head Attention&lt;/text&gt;&lt;rect x="28" y="90" width="182" height="150" rx="14" fill="#f8fafc" stroke="#e2e8f0" stroke-width="1"/&gt;&lt;rect x="28" y="90" width="182" height="8" rx="0" fill="#d946ef"/&gt;&lt;text x="119" y="150" text-anchor="middle" font-size="30" font-weight="800" fill="#d946ef" dominant-baseline="middle"&gt;92%&lt;/text&gt;&lt;text x="119" y="200" text-anchor="middle" font-size="11" font-weight="600" fill="#64748b" dominant-baseline="middle"&gt;Feed-Forward Netw…&lt;/text&gt;&lt;rect x="228" y="90" width="182" height="150" rx="14" fill="#f8fafc" stroke="#e2e8f0" stroke-width="1"/&gt;&lt;rect x="228" y="90" width="182" height="8" rx="0" fill="#6b21a8"/&gt;&lt;text x="320" y="150" text-anchor="middle" font-size="30" font-weight="800" fill="#6b21a8" dominant-baseline="middle"&gt;41%&lt;/text&gt;&lt;text x="320" y="200" text-anchor="middle" font-size="11" font-weight="600" fill="#64748b" dominant-baseline="middle"&gt;Residual Connecti…&lt;/text&gt;&lt;rect x="429" y="90" width="182" height="150" rx="14" fill="#f8fafc" stroke="#e2e8f0" stroke-width="1"/&gt;&lt;rect x="429" y="90" width="182" height="8" rx="0" fill="#7e22ce"/&gt;&lt;text x="520" y="150" text-anchor="middle" font-size="30" font-weight="800" fill="#7e22ce" dominant-baseline="middle"&gt;75%&lt;/text&gt;&lt;text x="520" y="200" text-anchor="middle" font-size="11" font-weight="600" fill="#64748b" dominant-baseline="middle"&gt;Encoder, Decoder …&lt;/text&gt;&lt;rect x="630" y="90" width="182" height="150" rx="14" fill="#f8fafc" stroke="#e2e8f0" stroke-width="1"/&gt;&lt;rect x="630" y="90" width="182" height="8" rx="0" fill="#9333ea"/&gt;&lt;text x="721" y="150" text-anchor="middle" font-size="30" font-weight="800" fill="#9333ea" dominant-baseline="middle"&gt;78%&lt;/text&gt;&lt;text x="721" y="200" text-anchor="middle" font-size="11" font-weight="600" fill="#64748b" dominant-baseline="middle"&gt;Efficient Attenti…&lt;/text&gt;&lt;text x="28" y="446" text-anchor="start" font-size="9.5" font-weight="500" fill="#64748b" dominant-baseline="middle"&gt;Transformers  •  Capability Map&lt;/text&gt;&lt;/svg&gt;</w:t>
+        <w:t>&lt;svg xmlns="http://www.w3.org/2000/svg" width="840" height="460" data-tpl="kpi" data-pal="7-5" viewBox="0 0 840 460" font-family="Inter, Segoe UI, Arial, sans-serif"&gt;&lt;defs&gt;&lt;marker id="ar" markerWidth="9" markerHeight="9" refX="7" refY="3" orient="auto"&gt;&lt;path d="M0,0 L7,3 L0,6 z" fill="#94a3b8"/&gt;&lt;/marker&gt;&lt;marker id="arw" markerWidth="9" markerHeight="9" refX="7" refY="3" orient="auto"&gt;&lt;path d="M0,0 L7,3 L0,6 z" fill="#ffffff"/&gt;&lt;/marker&gt;&lt;filter id="sh" x="-20%" y="-20%" width="140%" height="140%"&gt;&lt;feDropShadow dx="0" dy="2" stdDeviation="3" flood-color="#0f172a" flood-opacity="0.16"/&gt;&lt;/filter&gt;&lt;/defs&gt;&lt;defs&gt;&lt;linearGradient id="bn4caba40" x1="0" y1="0" x2="1" y2="0"&gt;&lt;stop offset="0" stop-color="#d946ef"/&gt;&lt;stop offset="1" stop-color="#6b21a8"/&gt;&lt;/linearGradient&gt;&lt;/defs&gt;&lt;rect width="840" height="460" rx="14" fill="#ffffff"/&gt;&lt;rect x="0" y="0" width="840" height="48" rx="14" fill="url(#bn4caba40)"/&gt;&lt;rect x="0" y="32" width="840" height="16" fill="url(#bn4caba40)"/&gt;&lt;text x="420" y="25" text-anchor="middle" font-size="14.5" font-weight="700" fill="#ffffff" dominant-baseline="middle"&gt;Capability Map - Multi-Head Attention&lt;/text&gt;&lt;rect x="28" y="90" width="182" height="150" rx="14" fill="#f8fafc" stroke="#e2e8f0" stroke-width="1"/&gt;&lt;rect x="28" y="90" width="182" height="8" rx="0" fill="#d946ef"/&gt;&lt;text x="119" y="150" text-anchor="middle" font-size="30" font-weight="800" fill="#d946ef" dominant-baseline="middle"&gt;92%&lt;/text&gt;&lt;text x="119" y="192" text-anchor="middle" font-size="11" font-weight="600" fill="#64748b" dominant-baseline="middle"&gt;Feed-Forward Networks&lt;/text&gt;&lt;text x="119" y="204" text-anchor="middle" font-size="11" font-weight="600" fill="#64748b" dominant-baseline="middle"&gt;and Activations&lt;/text&gt;&lt;rect x="228" y="90" width="182" height="150" rx="14" fill="#f8fafc" stroke="#e2e8f0" stroke-width="1"/&gt;&lt;rect x="228" y="90" width="182" height="8" rx="0" fill="#6b21a8"/&gt;&lt;text x="320" y="150" text-anchor="middle" font-size="30" font-weight="800" fill="#6b21a8" dominant-baseline="middle"&gt;41%&lt;/text&gt;&lt;text x="320" y="192" text-anchor="middle" font-size="11" font-weight="600" fill="#64748b" dominant-baseline="middle"&gt;Residual Connections&lt;/text&gt;&lt;text x="320" y="204" text-anchor="middle" font-size="11" font-weight="600" fill="#64748b" dominant-baseline="middle"&gt;and Normalisation&lt;/text&gt;&lt;rect x="429" y="90" width="182" height="150" rx="14" fill="#f8fafc" stroke="#e2e8f0" stroke-width="1"/&gt;&lt;rect x="429" y="90" width="182" height="8" rx="0" fill="#7e22ce"/&gt;&lt;text x="520" y="150" text-anchor="middle" font-size="30" font-weight="800" fill="#7e22ce" dominant-baseline="middle"&gt;75%&lt;/text&gt;&lt;text x="520" y="192" text-anchor="middle" font-size="11" font-weight="600" fill="#64748b" dominant-baseline="middle"&gt;Encoder, Decoder and&lt;/text&gt;&lt;text x="520" y="204" text-anchor="middle" font-size="11" font-weight="600" fill="#64748b" dominant-baseline="middle"&gt;Encoder–Decoder&lt;/text&gt;&lt;rect x="630" y="90" width="182" height="150" rx="14" fill="#f8fafc" stroke="#e2e8f0" stroke-width="1"/&gt;&lt;rect x="630" y="90" width="182" height="8" rx="0" fill="#9333ea"/&gt;&lt;text x="721" y="150" text-anchor="middle" font-size="30" font-weight="800" fill="#9333ea" dominant-baseline="middle"&gt;78%&lt;/text&gt;&lt;text x="721" y="198" text-anchor="middle" font-size="11" font-weight="600" fill="#64748b" dominant-baseline="middle"&gt;Efficient Attention&lt;/text&gt;&lt;text x="28" y="446" text-anchor="start" font-size="9.5" font-weight="500" fill="#64748b" dominant-baseline="middle"&gt;Transformers  •  Capability Map&lt;/text&gt;&lt;/svg&gt;</w:t>
       </w:r>
     </w:p>
     <w:p>
@@ -4604,7 +4604,7 @@
           <w:rFonts w:ascii="Consolas" w:hAnsi="Consolas"/>
           <w:sz w:val="16"/>
         </w:rPr>
-        <w:t>&lt;svg xmlns="http://www.w3.org/2000/svg" width="840" height="460" data-tpl="swimlane" data-pal="0-1" viewBox="0 0 840 460" font-family="Inter, Segoe UI, Arial, sans-serif"&gt;&lt;defs&gt;&lt;marker id="ar" markerWidth="9" markerHeight="9" refX="7" refY="3" orient="auto"&gt;&lt;path d="M0,0 L7,3 L0,6 z" fill="#94a3b8"/&gt;&lt;/marker&gt;&lt;marker id="arw" markerWidth="9" markerHeight="9" refX="7" refY="3" orient="auto"&gt;&lt;path d="M0,0 L7,3 L0,6 z" fill="#ffffff"/&gt;&lt;/marker&gt;&lt;filter id="sh" x="-20%" y="-20%" width="140%" height="140%"&gt;&lt;feDropShadow dx="0" dy="2" stdDeviation="3" flood-color="#0f172a" flood-opacity="0.16"/&gt;&lt;/filter&gt;&lt;/defs&gt;&lt;defs&gt;&lt;linearGradient id="bn1c87e56" x1="0" y1="0" x2="1" y2="0"&gt;&lt;stop offset="0" stop-color="#6d28d9"/&gt;&lt;stop offset="1" stop-color="#7c3aed"/&gt;&lt;/linearGradient&gt;&lt;/defs&gt;&lt;rect width="840" height="460" rx="14" fill="#ffffff"/&gt;&lt;rect x="0" y="0" width="840" height="48" rx="14" fill="url(#bn1c87e56)"/&gt;&lt;rect x="0" y="32" width="840" height="16" fill="url(#bn1c87e56)"/&gt;&lt;text x="420" y="25" text-anchor="middle" font-size="15" font-weight="700" fill="#ffffff" dominant-baseline="middle"&gt;Application Flow - Residual Connections and Normalisation&lt;/text&gt;&lt;rect x="28" y="64" width="784" height="90" rx="10" fill="#f8fafc" stroke="#e2e8f0" stroke-width="1"/&gt;&lt;text x="40" y="109" text-anchor="start" font-size="11" font-weight="700" fill="#64748b" dominant-baseline="middle"&gt;Business&lt;/text&gt;&lt;rect x="158" y="82" width="140" height="54" rx="11" fill="#6d28d9" filter="url(#sh)"/&gt;&lt;text x="228" y="109" text-anchor="middle" font-size="10.5" font-weight="600" fill="#ffffff" dominant-baseline="middle"&gt;Profiling and Optimisin…&lt;/text&gt;&lt;rect x="318" y="82" width="140" height="54" rx="11" fill="#7c3aed" filter="url(#sh)"/&gt;&lt;text x="388" y="109" text-anchor="middle" font-size="10.5" font-weight="600" fill="#ffffff" dominant-baseline="middle"&gt;The Transformer Design …&lt;/text&gt;&lt;line x1="298" y1="109" x2="318" y2="109" stroke="#94a3b8" stroke-width="2" marker-end="url(#ar)"/&gt;&lt;rect x="478" y="82" width="140" height="54" rx="11" fill="#8b5cf6" filter="url(#sh)"/&gt;&lt;text x="548" y="109" text-anchor="middle" font-size="10.5" font-weight="600" fill="#ffffff" dominant-baseline="middle"&gt;Why Self-Attention Repl…&lt;/text&gt;&lt;line x1="458" y1="109" x2="478" y2="109" stroke="#94a3b8" stroke-width="2" marker-end="url(#ar)"/&gt;&lt;rect x="638" y="82" width="140" height="54" rx="11" fill="#a78bfa" filter="url(#sh)"/&gt;&lt;text x="708" y="109" text-anchor="middle" font-size="10.5" font-weight="600" fill="#ffffff" dominant-baseline="middle"&gt;Scaled Dot-Product Atte…&lt;/text&gt;&lt;line x1="618" y1="109" x2="638" y2="109" stroke="#94a3b8" stroke-width="2" marker-end="url(#ar)"/&gt;&lt;rect x="28" y="164" width="784" height="90" rx="10" fill="#f8fafc" stroke="#e2e8f0" stroke-width="1"/&gt;&lt;text x="40" y="209" text-anchor="start" font-size="11" font-weight="700" fill="#64748b" dominant-baseline="middle"&gt;Application&lt;/text&gt;&lt;rect x="158" y="182" width="140" height="54" rx="11" fill="#7c3aed" filter="url(#sh)"/&gt;&lt;text x="228" y="209" text-anchor="middle" font-size="10.5" font-weight="600" fill="#ffffff" dominant-baseline="middle"&gt;Why Self-Attention Repl…&lt;/text&gt;&lt;rect x="318" y="182" width="140" height="54" rx="11" fill="#8b5cf6" filter="url(#sh)"/&gt;&lt;text x="388" y="209" text-anchor="middle" font-size="10.5" font-weight="600" fill="#ffffff" dominant-baseline="middle"&gt;Scaled Dot-Product Atte…&lt;/text&gt;&lt;line x1="298" y1="209" x2="318" y2="209" stroke="#94a3b8" stroke-width="2" marker-end="url(#ar)"/&gt;&lt;rect x="478" y="182" width="140" height="54" rx="11" fill="#a78bfa" filter="url(#sh)"/&gt;&lt;text x="548" y="209" text-anchor="middle" font-size="10.5" font-weight="600" fill="#ffffff" dominant-baseline="middle"&gt;Multi-Head Attention&lt;/text&gt;&lt;line x1="458" y1="209" x2="478" y2="209" stroke="#94a3b8" stroke-width="2" marker-end="url(#ar)"/&gt;&lt;rect x="638" y="182" width="140" height="54" rx="11" fill="#c4b5fd" filter="url(#sh)"/&gt;&lt;text x="708" y="209" text-anchor="middle" font-size="10.5" font-weight="600" fill="#ffffff" dominant-baseline="middle"&gt;Positional Encoding&lt;/text&gt;&lt;line x1="618" y1="209" x2="638" y2="209" stroke="#94a3b8" stroke-width="2" marker-end="url(#ar)"/&gt;&lt;rect x="28" y="264" width="784" height="90" rx="10" fill="#f8fafc" stroke="#e2e8f0" stroke-width="1"/&gt;&lt;text x="40" y="309" text-anchor="start" font-size="11" font-weight="700" fill="#64748b" dominant-baseline="middle"&gt;Data&lt;/text&gt;&lt;rect x="158" y="282" width="140" height="54" rx="11" fill="#8b5cf6" filter="url(#sh)"/&gt;&lt;text x="228" y="309" text-anchor="middle" font-size="10.5" font-weight="600" fill="#ffffff" dominant-baseline="middle"&gt;Why Self-Attention Repl…&lt;/text&gt;&lt;rect x="318" y="282" width="140" height="54" rx="11" fill="#a78bfa" filter="url(#sh)"/&gt;&lt;text x="388" y="309" text-anchor="middle" font-size="10.5" font-weight="600" fill="#ffffff" dominant-baseline="middle"&gt;Scaled Dot-Product Atte…&lt;/text&gt;&lt;line x1="298" y1="309" x2="318" y2="309" stroke="#94a3b8" stroke-width="2" marker-end="url(#ar)"/&gt;&lt;rect x="478" y="282" width="140" height="54" rx="11" fill="#c4b5fd" filter="url(#sh)"/&gt;&lt;text x="548" y="309" text-anchor="middle" font-size="10.5" font-weight="600" fill="#ffffff" dominant-baseline="middle"&gt;Multi-Head Attention&lt;/text&gt;&lt;line x1="458" y1="309" x2="478" y2="309" stroke="#94a3b8" stroke-width="2" marker-end="url(#ar)"/&gt;&lt;rect x="638" y="282" width="140" height="54" rx="11" fill="#4338ca" filter="url(#sh)"/&gt;&lt;text x="708" y="309" text-anchor="middle" font-size="10.5" font-weight="600" fill="#ffffff" dominant-baseline="middle"&gt;Positional Encoding&lt;/text&gt;&lt;line x1="618" y1="309" x2="638" y2="309" stroke="#94a3b8" stroke-width="2" marker-end="url(#ar)"/&gt;&lt;text x="28" y="446" text-anchor="start" font-size="9.5" font-weight="500" fill="#64748b" dominant-baseline="middle"&gt;Transformers  •  Application Flow&lt;/text&gt;&lt;/svg&gt;</w:t>
+        <w:t>&lt;svg xmlns="http://www.w3.org/2000/svg" width="840" height="460" data-tpl="swimlane" data-pal="0-1" viewBox="0 0 840 460" font-family="Inter, Segoe UI, Arial, sans-serif"&gt;&lt;defs&gt;&lt;marker id="ar" markerWidth="9" markerHeight="9" refX="7" refY="3" orient="auto"&gt;&lt;path d="M0,0 L7,3 L0,6 z" fill="#94a3b8"/&gt;&lt;/marker&gt;&lt;marker id="arw" markerWidth="9" markerHeight="9" refX="7" refY="3" orient="auto"&gt;&lt;path d="M0,0 L7,3 L0,6 z" fill="#ffffff"/&gt;&lt;/marker&gt;&lt;filter id="sh" x="-20%" y="-20%" width="140%" height="140%"&gt;&lt;feDropShadow dx="0" dy="2" stdDeviation="3" flood-color="#0f172a" flood-opacity="0.16"/&gt;&lt;/filter&gt;&lt;/defs&gt;&lt;defs&gt;&lt;linearGradient id="bn1c87e56" x1="0" y1="0" x2="1" y2="0"&gt;&lt;stop offset="0" stop-color="#6d28d9"/&gt;&lt;stop offset="1" stop-color="#7c3aed"/&gt;&lt;/linearGradient&gt;&lt;/defs&gt;&lt;rect width="840" height="460" rx="14" fill="#ffffff"/&gt;&lt;rect x="0" y="0" width="840" height="48" rx="14" fill="url(#bn1c87e56)"/&gt;&lt;rect x="0" y="32" width="840" height="16" fill="url(#bn1c87e56)"/&gt;&lt;text x="420" y="25" text-anchor="middle" font-size="14.5" font-weight="700" fill="#ffffff" dominant-baseline="middle"&gt;Application Flow - Residual Connections and Normalisation&lt;/text&gt;&lt;rect x="28" y="64" width="784" height="90" rx="10" fill="#f8fafc" stroke="#e2e8f0" stroke-width="1"/&gt;&lt;text x="40" y="109" text-anchor="start" font-size="11" font-weight="700" fill="#64748b" dominant-baseline="middle"&gt;Business&lt;/text&gt;&lt;rect x="158" y="82" width="140" height="54" rx="11" fill="#6d28d9" filter="url(#sh)"/&gt;&lt;text x="228" y="104" text-anchor="middle" font-size="9.0" font-weight="600" fill="#ffffff" dominant-baseline="middle"&gt;Profiling and Optimising&lt;/text&gt;&lt;text x="228" y="114" text-anchor="middle" font-size="9.0" font-weight="600" fill="#ffffff" dominant-baseline="middle"&gt;Transformers&lt;/text&gt;&lt;rect x="318" y="82" width="140" height="54" rx="11" fill="#7c3aed" filter="url(#sh)"/&gt;&lt;text x="388" y="104" text-anchor="middle" font-size="9.0" font-weight="600" fill="#ffffff" dominant-baseline="middle"&gt;The Transformer Design&lt;/text&gt;&lt;text x="388" y="114" text-anchor="middle" font-size="9.0" font-weight="600" fill="#ffffff" dominant-baseline="middle"&gt;Space&lt;/text&gt;&lt;line x1="298" y1="109" x2="318" y2="109" stroke="#94a3b8" stroke-width="2" marker-end="url(#ar)"/&gt;&lt;rect x="478" y="82" width="140" height="54" rx="11" fill="#8b5cf6" filter="url(#sh)"/&gt;&lt;text x="548" y="104" text-anchor="middle" font-size="9.0" font-weight="600" fill="#ffffff" dominant-baseline="middle"&gt;Why Self-Attention&lt;/text&gt;&lt;text x="548" y="114" text-anchor="middle" font-size="9.0" font-weight="600" fill="#ffffff" dominant-baseline="middle"&gt;Replaced Recurrence&lt;/text&gt;&lt;line x1="458" y1="109" x2="478" y2="109" stroke="#94a3b8" stroke-width="2" marker-end="url(#ar)"/&gt;&lt;rect x="638" y="82" width="140" height="54" rx="11" fill="#a78bfa" filter="url(#sh)"/&gt;&lt;text x="708" y="104" text-anchor="middle" font-size="9.0" font-weight="600" fill="#ffffff" dominant-baseline="middle"&gt;Scaled Dot-Product&lt;/text&gt;&lt;text x="708" y="114" text-anchor="middle" font-size="9.0" font-weight="600" fill="#ffffff" dominant-baseline="middle"&gt;Attention&lt;/text&gt;&lt;line x1="618" y1="109" x2="638" y2="109" stroke="#94a3b8" stroke-width="2" marker-end="url(#ar)"/&gt;&lt;rect x="28" y="164" width="784" height="90" rx="10" fill="#f8fafc" stroke="#e2e8f0" stroke-width="1"/&gt;&lt;text x="40" y="209" text-anchor="start" font-size="11" font-weight="700" fill="#64748b" dominant-baseline="middle"&gt;Application&lt;/text&gt;&lt;rect x="158" y="182" width="140" height="54" rx="11" fill="#7c3aed" filter="url(#sh)"/&gt;&lt;text x="228" y="204" text-anchor="middle" font-size="9.0" font-weight="600" fill="#ffffff" dominant-baseline="middle"&gt;Why Self-Attention&lt;/text&gt;&lt;text x="228" y="214" text-anchor="middle" font-size="9.0" font-weight="600" fill="#ffffff" dominant-baseline="middle"&gt;Replaced Recurrence&lt;/text&gt;&lt;rect x="318" y="182" width="140" height="54" rx="11" fill="#8b5cf6" filter="url(#sh)"/&gt;&lt;text x="388" y="204" text-anchor="middle" font-size="9.0" font-weight="600" fill="#ffffff" dominant-baseline="middle"&gt;Scaled Dot-Product&lt;/text&gt;&lt;text x="388" y="214" text-anchor="middle" font-size="9.0" font-weight="600" fill="#ffffff" dominant-baseline="middle"&gt;Attention&lt;/text&gt;&lt;line x1="298" y1="209" x2="318" y2="209" stroke="#94a3b8" stroke-width="2" marker-end="url(#ar)"/&gt;&lt;rect x="478" y="182" width="140" height="54" rx="11" fill="#a78bfa" filter="url(#sh)"/&gt;&lt;text x="548" y="209" text-anchor="middle" font-size="10.5" font-weight="600" fill="#ffffff" dominant-baseline="middle"&gt;Multi-Head Attention&lt;/text&gt;&lt;line x1="458" y1="209" x2="478" y2="209" stroke="#94a3b8" stroke-width="2" marker-end="url(#ar)"/&gt;&lt;rect x="638" y="182" width="140" height="54" rx="11" fill="#c4b5fd" filter="url(#sh)"/&gt;&lt;text x="708" y="209" text-anchor="middle" font-size="10.5" font-weight="600" fill="#ffffff" dominant-baseline="middle"&gt;Positional Encoding&lt;/text&gt;&lt;line x1="618" y1="209" x2="638" y2="209" stroke="#94a3b8" stroke-width="2" marker-end="url(#ar)"/&gt;&lt;rect x="28" y="264" width="784" height="90" rx="10" fill="#f8fafc" stroke="#e2e8f0" stroke-width="1"/&gt;&lt;text x="40" y="309" text-anchor="start" font-size="11" font-weight="700" fill="#64748b" dominant-baseline="middle"&gt;Data&lt;/text&gt;&lt;rect x="158" y="282" width="140" height="54" rx="11" fill="#8b5cf6" filter="url(#sh)"/&gt;&lt;text x="228" y="304" text-anchor="middle" font-size="9.0" font-weight="600" fill="#ffffff" dominant-baseline="middle"&gt;Why Self-Attention&lt;/text&gt;&lt;text x="228" y="314" text-anchor="middle" font-size="9.0" font-weight="600" fill="#ffffff" dominant-baseline="middle"&gt;Replaced Recurrence&lt;/text&gt;&lt;rect x="318" y="282" width="140" height="54" rx="11" fill="#a78bfa" filter="url(#sh)"/&gt;&lt;text x="388" y="304" text-anchor="middle" font-size="9.0" font-weight="600" fill="#ffffff" dominant-baseline="middle"&gt;Scaled Dot-Product&lt;/text&gt;&lt;text x="388" y="314" text-anchor="middle" font-size="9.0" font-weight="600" fill="#ffffff" dominant-baseline="middle"&gt;Attention&lt;/text&gt;&lt;line x1="298" y1="309" x2="318" y2="309" stroke="#94a3b8" stroke-width="2" marker-end="url(#ar)"/&gt;&lt;rect x="478" y="282" width="140" height="54" rx="11" fill="#c4b5fd" filter="url(#sh)"/&gt;&lt;text x="548" y="309" text-anchor="middle" font-size="10.5" font-weight="600" fill="#ffffff" dominant-baseline="middle"&gt;Multi-Head Attention&lt;/text&gt;&lt;line x1="458" y1="309" x2="478" y2="309" stroke="#94a3b8" stroke-width="2" marker-end="url(#ar)"/&gt;&lt;rect x="638" y="282" width="140" height="54" rx="11" fill="#4338ca" filter="url(#sh)"/&gt;&lt;text x="708" y="309" text-anchor="middle" font-size="10.5" font-weight="600" fill="#ffffff" dominant-baseline="middle"&gt;Positional Encoding&lt;/text&gt;&lt;line x1="618" y1="309" x2="638" y2="309" stroke="#94a3b8" stroke-width="2" marker-end="url(#ar)"/&gt;&lt;text x="28" y="446" text-anchor="start" font-size="9.5" font-weight="500" fill="#64748b" dominant-baseline="middle"&gt;Transformers  •  Application Flow&lt;/text&gt;&lt;/svg&gt;</w:t>
       </w:r>
     </w:p>
     <w:p>
@@ -5407,7 +5407,7 @@
           <w:rFonts w:ascii="Consolas" w:hAnsi="Consolas"/>
           <w:sz w:val="16"/>
         </w:rPr>
-        <w:t>&lt;svg xmlns="http://www.w3.org/2000/svg" width="840" height="460" data-tpl="concentric" data-pal="10-2" viewBox="0 0 840 460" font-family="Inter, Segoe UI, Arial, sans-serif"&gt;&lt;defs&gt;&lt;marker id="ar" markerWidth="9" markerHeight="9" refX="7" refY="3" orient="auto"&gt;&lt;path d="M0,0 L7,3 L0,6 z" fill="#94a3b8"/&gt;&lt;/marker&gt;&lt;marker id="arw" markerWidth="9" markerHeight="9" refX="7" refY="3" orient="auto"&gt;&lt;path d="M0,0 L7,3 L0,6 z" fill="#ffffff"/&gt;&lt;/marker&gt;&lt;filter id="sh" x="-20%" y="-20%" width="140%" height="140%"&gt;&lt;feDropShadow dx="0" dy="2" stdDeviation="3" flood-color="#0f172a" flood-opacity="0.16"/&gt;&lt;/filter&gt;&lt;/defs&gt;&lt;defs&gt;&lt;linearGradient id="bn5595d7f" x1="0" y1="0" x2="1" y2="0"&gt;&lt;stop offset="0" stop-color="#15803d"/&gt;&lt;stop offset="1" stop-color="#16a34a"/&gt;&lt;/linearGradient&gt;&lt;/defs&gt;&lt;rect width="840" height="460" rx="14" fill="#ffffff"/&gt;&lt;rect x="0" y="0" width="840" height="48" rx="14" fill="url(#bn5595d7f)"/&gt;&lt;rect x="0" y="32" width="840" height="16" fill="url(#bn5595d7f)"/&gt;&lt;text x="420" y="25" text-anchor="middle" font-size="15" font-weight="700" fill="#ffffff" dominant-baseline="middle"&gt;Security Architecture - Encoder, Decoder and Encoder–Decoder Va…&lt;/text&gt;&lt;circle cx="420.0" cy="238.0" r="150" fill="#15803d"/&gt;&lt;text x="420" y="106" text-anchor="middle" font-size="11" font-weight="600" fill="#fff" dominant-baseline="middle"&gt;Encoder, Decoder and …&lt;/text&gt;&lt;circle cx="420.0" cy="238.0" r="116" fill="#16a34a"/&gt;&lt;text x="420" y="140" text-anchor="middle" font-size="11" font-weight="600" fill="#fff" dominant-baseline="middle"&gt;Efficient Attention&lt;/text&gt;&lt;circle cx="420.0" cy="238.0" r="82" fill="#22c55e"/&gt;&lt;text x="420" y="174" text-anchor="middle" font-size="11" font-weight="600" fill="#fff" dominant-baseline="middle"&gt;Vision and Multimodal…&lt;/text&gt;&lt;circle cx="420.0" cy="238.0" r="48" fill="#4ade80"/&gt;&lt;text x="420" y="208" text-anchor="middle" font-size="11" font-weight="600" fill="#fff" dominant-baseline="middle"&gt;Mixture-of-Experts Tr…&lt;/text&gt;&lt;text x="28" y="446" text-anchor="start" font-size="9.5" font-weight="500" fill="#64748b" dominant-baseline="middle"&gt;Transformers  •  Security Architecture&lt;/text&gt;&lt;/svg&gt;</w:t>
+        <w:t>&lt;svg xmlns="http://www.w3.org/2000/svg" width="840" height="460" data-tpl="concentric" data-pal="10-2" viewBox="0 0 840 460" font-family="Inter, Segoe UI, Arial, sans-serif"&gt;&lt;defs&gt;&lt;marker id="ar" markerWidth="9" markerHeight="9" refX="7" refY="3" orient="auto"&gt;&lt;path d="M0,0 L7,3 L0,6 z" fill="#94a3b8"/&gt;&lt;/marker&gt;&lt;marker id="arw" markerWidth="9" markerHeight="9" refX="7" refY="3" orient="auto"&gt;&lt;path d="M0,0 L7,3 L0,6 z" fill="#ffffff"/&gt;&lt;/marker&gt;&lt;filter id="sh" x="-20%" y="-20%" width="140%" height="140%"&gt;&lt;feDropShadow dx="0" dy="2" stdDeviation="3" flood-color="#0f172a" flood-opacity="0.16"/&gt;&lt;/filter&gt;&lt;/defs&gt;&lt;defs&gt;&lt;linearGradient id="bn5595d7f" x1="0" y1="0" x2="1" y2="0"&gt;&lt;stop offset="0" stop-color="#15803d"/&gt;&lt;stop offset="1" stop-color="#16a34a"/&gt;&lt;/linearGradient&gt;&lt;/defs&gt;&lt;rect width="840" height="460" rx="14" fill="#ffffff"/&gt;&lt;rect x="0" y="0" width="840" height="48" rx="14" fill="url(#bn5595d7f)"/&gt;&lt;rect x="0" y="32" width="840" height="16" fill="url(#bn5595d7f)"/&gt;&lt;text x="420" y="25" text-anchor="middle" font-size="14.5" font-weight="700" fill="#ffffff" dominant-baseline="middle"&gt;Security Architecture - Encoder, Decoder and Encoder–Decoder Variants&lt;/text&gt;&lt;circle cx="420.0" cy="238.0" r="150" fill="#15803d"/&gt;&lt;text x="420" y="104" text-anchor="middle" font-size="11" font-weight="600" fill="#fff" dominant-baseline="middle"&gt;Encoder, Decoder and&lt;/text&gt;&lt;text x="420" y="116" text-anchor="middle" font-size="11" font-weight="600" fill="#fff" dominant-baseline="middle"&gt;Encoder–Decoder Variants&lt;/text&gt;&lt;circle cx="420.0" cy="238.0" r="116" fill="#16a34a"/&gt;&lt;text x="420" y="144" text-anchor="middle" font-size="11" font-weight="600" fill="#fff" dominant-baseline="middle"&gt;Efficient Attention&lt;/text&gt;&lt;circle cx="420.0" cy="238.0" r="82" fill="#22c55e"/&gt;&lt;text x="420" y="172" text-anchor="middle" font-size="11" font-weight="600" fill="#fff" dominant-baseline="middle"&gt;Vision and Multimodal&lt;/text&gt;&lt;text x="420" y="184" text-anchor="middle" font-size="11" font-weight="600" fill="#fff" dominant-baseline="middle"&gt;Transformers&lt;/text&gt;&lt;circle cx="420.0" cy="238.0" r="48" fill="#4ade80"/&gt;&lt;text x="420" y="206" text-anchor="middle" font-size="11" font-weight="600" fill="#fff" dominant-baseline="middle"&gt;Mixture-of-Experts&lt;/text&gt;&lt;text x="420" y="218" text-anchor="middle" font-size="11" font-weight="600" fill="#fff" dominant-baseline="middle"&gt;Transformers&lt;/text&gt;&lt;text x="28" y="446" text-anchor="start" font-size="9.5" font-weight="500" fill="#64748b" dominant-baseline="middle"&gt;Transformers  •  Security Architecture&lt;/text&gt;&lt;/svg&gt;</w:t>
       </w:r>
     </w:p>
     <w:p>
@@ -6263,7 +6263,7 @@
           <w:rFonts w:ascii="Consolas" w:hAnsi="Consolas"/>
           <w:sz w:val="16"/>
         </w:rPr>
-        <w:t>&lt;svg xmlns="http://www.w3.org/2000/svg" width="840" height="460" data-tpl="cycle" data-pal="11-2" viewBox="0 0 840 460" font-family="Inter, Segoe UI, Arial, sans-serif"&gt;&lt;defs&gt;&lt;marker id="ar" markerWidth="9" markerHeight="9" refX="7" refY="3" orient="auto"&gt;&lt;path d="M0,0 L7,3 L0,6 z" fill="#94a3b8"/&gt;&lt;/marker&gt;&lt;marker id="arw" markerWidth="9" markerHeight="9" refX="7" refY="3" orient="auto"&gt;&lt;path d="M0,0 L7,3 L0,6 z" fill="#ffffff"/&gt;&lt;/marker&gt;&lt;filter id="sh" x="-20%" y="-20%" width="140%" height="140%"&gt;&lt;feDropShadow dx="0" dy="2" stdDeviation="3" flood-color="#0f172a" flood-opacity="0.16"/&gt;&lt;/filter&gt;&lt;/defs&gt;&lt;defs&gt;&lt;linearGradient id="bn73e8377" x1="0" y1="0" x2="1" y2="0"&gt;&lt;stop offset="0" stop-color="#0e7490"/&gt;&lt;stop offset="1" stop-color="#b45309"/&gt;&lt;/linearGradient&gt;&lt;/defs&gt;&lt;rect width="840" height="460" rx="14" fill="#ffffff"/&gt;&lt;rect x="0" y="0" width="840" height="48" rx="14" fill="url(#bn73e8377)"/&gt;&lt;rect x="0" y="32" width="840" height="16" fill="url(#bn73e8377)"/&gt;&lt;text x="420" y="25" text-anchor="middle" font-size="15" font-weight="700" fill="#ffffff" dominant-baseline="middle"&gt;DevOps Pipeline - Efficient Attention&lt;/text&gt;&lt;rect x="348" y="86" width="144" height="44" rx="11" fill="#0e7490" filter="url(#sh)"/&gt;&lt;text x="420" y="108" text-anchor="middle" font-size="11" font-weight="600" fill="#ffffff" dominant-baseline="middle"&gt;Profiling and Optimisi…&lt;/text&gt;&lt;rect x="472" y="176" width="144" height="44" rx="11" fill="#b45309" filter="url(#sh)"/&gt;&lt;text x="544" y="198" text-anchor="middle" font-size="11" font-weight="600" fill="#ffffff" dominant-baseline="middle"&gt;The Transformer Design…&lt;/text&gt;&lt;rect x="424" y="321" width="144" height="44" rx="11" fill="#9f1239" filter="url(#sh)"/&gt;&lt;text x="496" y="343" text-anchor="middle" font-size="11" font-weight="600" fill="#ffffff" dominant-baseline="middle"&gt;Why Self-Attention Rep…&lt;/text&gt;&lt;rect x="272" y="321" width="144" height="44" rx="11" fill="#4338ca" filter="url(#sh)"/&gt;&lt;text x="344" y="343" text-anchor="middle" font-size="11" font-weight="600" fill="#ffffff" dominant-baseline="middle"&gt;Scaled Dot-Product Att…&lt;/text&gt;&lt;rect x="224" y="176" width="144" height="44" rx="11" fill="#0f172a" filter="url(#sh)"/&gt;&lt;text x="296" y="198" text-anchor="middle" font-size="11" font-weight="600" fill="#ffffff" dominant-baseline="middle"&gt;Multi-Head Attention&lt;/text&gt;&lt;path d="M461,147 A100,100 0 0 1 494,171" fill="none" stroke="#cbd5e1" stroke-width="2" marker-end="url(#ar)"/&gt;&lt;path d="M519,249 A100,100 0 0 1 507,288" fill="none" stroke="#cbd5e1" stroke-width="2" marker-end="url(#ar)"/&gt;&lt;path d="M441,336 A100,100 0 0 1 399,336" fill="none" stroke="#cbd5e1" stroke-width="2" marker-end="url(#ar)"/&gt;&lt;path d="M333,288 A100,100 0 0 1 321,249" fill="none" stroke="#cbd5e1" stroke-width="2" marker-end="url(#ar)"/&gt;&lt;path d="M346,171 A100,100 0 0 1 379,147" fill="none" stroke="#cbd5e1" stroke-width="2" marker-end="url(#ar)"/&gt;&lt;text x="420" y="238" text-anchor="middle" font-size="12" font-weight="600" fill="#64748b" dominant-baseline="middle"&gt;continuous&lt;/text&gt;&lt;text x="28" y="446" text-anchor="start" font-size="9.5" font-weight="500" fill="#64748b" dominant-baseline="middle"&gt;Transformers  •  DevOps Pipeline&lt;/text&gt;&lt;/svg&gt;</w:t>
+        <w:t>&lt;svg xmlns="http://www.w3.org/2000/svg" width="840" height="460" data-tpl="cycle" data-pal="11-2" viewBox="0 0 840 460" font-family="Inter, Segoe UI, Arial, sans-serif"&gt;&lt;defs&gt;&lt;marker id="ar" markerWidth="9" markerHeight="9" refX="7" refY="3" orient="auto"&gt;&lt;path d="M0,0 L7,3 L0,6 z" fill="#94a3b8"/&gt;&lt;/marker&gt;&lt;marker id="arw" markerWidth="9" markerHeight="9" refX="7" refY="3" orient="auto"&gt;&lt;path d="M0,0 L7,3 L0,6 z" fill="#ffffff"/&gt;&lt;/marker&gt;&lt;filter id="sh" x="-20%" y="-20%" width="140%" height="140%"&gt;&lt;feDropShadow dx="0" dy="2" stdDeviation="3" flood-color="#0f172a" flood-opacity="0.16"/&gt;&lt;/filter&gt;&lt;/defs&gt;&lt;defs&gt;&lt;linearGradient id="bn73e8377" x1="0" y1="0" x2="1" y2="0"&gt;&lt;stop offset="0" stop-color="#0e7490"/&gt;&lt;stop offset="1" stop-color="#b45309"/&gt;&lt;/linearGradient&gt;&lt;/defs&gt;&lt;rect width="840" height="460" rx="14" fill="#ffffff"/&gt;&lt;rect x="0" y="0" width="840" height="48" rx="14" fill="url(#bn73e8377)"/&gt;&lt;rect x="0" y="32" width="840" height="16" fill="url(#bn73e8377)"/&gt;&lt;text x="420" y="25" text-anchor="middle" font-size="14.5" font-weight="700" fill="#ffffff" dominant-baseline="middle"&gt;DevOps Pipeline - Efficient Attention&lt;/text&gt;&lt;rect x="348" y="86" width="144" height="44" rx="11" fill="#0e7490" filter="url(#sh)"/&gt;&lt;text x="420" y="103" text-anchor="middle" font-size="9.5" font-weight="600" fill="#ffffff" dominant-baseline="middle"&gt;Profiling and Optimising&lt;/text&gt;&lt;text x="420" y="113" text-anchor="middle" font-size="9.5" font-weight="600" fill="#ffffff" dominant-baseline="middle"&gt;Transformers&lt;/text&gt;&lt;rect x="472" y="176" width="144" height="44" rx="11" fill="#b45309" filter="url(#sh)"/&gt;&lt;text x="544" y="192" text-anchor="middle" font-size="9.5" font-weight="600" fill="#ffffff" dominant-baseline="middle"&gt;The Transformer Design&lt;/text&gt;&lt;text x="544" y="203" text-anchor="middle" font-size="9.5" font-weight="600" fill="#ffffff" dominant-baseline="middle"&gt;Space&lt;/text&gt;&lt;rect x="424" y="321" width="144" height="44" rx="11" fill="#9f1239" filter="url(#sh)"/&gt;&lt;text x="496" y="338" text-anchor="middle" font-size="9.5" font-weight="600" fill="#ffffff" dominant-baseline="middle"&gt;Why Self-Attention&lt;/text&gt;&lt;text x="496" y="349" text-anchor="middle" font-size="9.5" font-weight="600" fill="#ffffff" dominant-baseline="middle"&gt;Replaced Recurrence&lt;/text&gt;&lt;rect x="272" y="321" width="144" height="44" rx="11" fill="#4338ca" filter="url(#sh)"/&gt;&lt;text x="344" y="338" text-anchor="middle" font-size="9.5" font-weight="600" fill="#ffffff" dominant-baseline="middle"&gt;Scaled Dot-Product&lt;/text&gt;&lt;text x="344" y="349" text-anchor="middle" font-size="9.5" font-weight="600" fill="#ffffff" dominant-baseline="middle"&gt;Attention&lt;/text&gt;&lt;rect x="224" y="176" width="144" height="44" rx="11" fill="#0f172a" filter="url(#sh)"/&gt;&lt;text x="296" y="198" text-anchor="middle" font-size="11" font-weight="600" fill="#ffffff" dominant-baseline="middle"&gt;Multi-Head Attention&lt;/text&gt;&lt;path d="M461,147 A100,100 0 0 1 494,171" fill="none" stroke="#cbd5e1" stroke-width="2" marker-end="url(#ar)"/&gt;&lt;path d="M519,249 A100,100 0 0 1 507,288" fill="none" stroke="#cbd5e1" stroke-width="2" marker-end="url(#ar)"/&gt;&lt;path d="M441,336 A100,100 0 0 1 399,336" fill="none" stroke="#cbd5e1" stroke-width="2" marker-end="url(#ar)"/&gt;&lt;path d="M333,288 A100,100 0 0 1 321,249" fill="none" stroke="#cbd5e1" stroke-width="2" marker-end="url(#ar)"/&gt;&lt;path d="M346,171 A100,100 0 0 1 379,147" fill="none" stroke="#cbd5e1" stroke-width="2" marker-end="url(#ar)"/&gt;&lt;text x="420" y="238" text-anchor="middle" font-size="12" font-weight="600" fill="#64748b" dominant-baseline="middle"&gt;continuous&lt;/text&gt;&lt;text x="28" y="446" text-anchor="start" font-size="9.5" font-weight="500" fill="#64748b" dominant-baseline="middle"&gt;Transformers  •  DevOps Pipeline&lt;/text&gt;&lt;/svg&gt;</w:t>
       </w:r>
     </w:p>
     <w:p>
@@ -6288,7 +6288,7 @@
           <w:rFonts w:ascii="Consolas" w:hAnsi="Consolas"/>
           <w:sz w:val="16"/>
         </w:rPr>
-        <w:t>&lt;svg xmlns="http://www.w3.org/2000/svg" width="840" height="460" data-tpl="steps" data-pal="2-0" viewBox="0 0 840 460" font-family="Inter, Segoe UI, Arial, sans-serif"&gt;&lt;defs&gt;&lt;marker id="ar" markerWidth="9" markerHeight="9" refX="7" refY="3" orient="auto"&gt;&lt;path d="M0,0 L7,3 L0,6 z" fill="#94a3b8"/&gt;&lt;/marker&gt;&lt;marker id="arw" markerWidth="9" markerHeight="9" refX="7" refY="3" orient="auto"&gt;&lt;path d="M0,0 L7,3 L0,6 z" fill="#ffffff"/&gt;&lt;/marker&gt;&lt;filter id="sh" x="-20%" y="-20%" width="140%" height="140%"&gt;&lt;feDropShadow dx="0" dy="2" stdDeviation="3" flood-color="#0f172a" flood-opacity="0.16"/&gt;&lt;/filter&gt;&lt;/defs&gt;&lt;defs&gt;&lt;linearGradient id="bnf2c5432" x1="0" y1="0" x2="1" y2="0"&gt;&lt;stop offset="0" stop-color="#047857"/&gt;&lt;stop offset="1" stop-color="#059669"/&gt;&lt;/linearGradient&gt;&lt;/defs&gt;&lt;rect width="840" height="460" rx="14" fill="#ffffff"/&gt;&lt;rect x="0" y="0" width="840" height="48" rx="14" fill="url(#bnf2c5432)"/&gt;&lt;rect x="0" y="32" width="840" height="16" fill="url(#bnf2c5432)"/&gt;&lt;text x="420" y="25" text-anchor="middle" font-size="15" font-weight="700" fill="#ffffff" dominant-baseline="middle"&gt;Agent Architecture - Efficient Attention&lt;/text&gt;&lt;rect x="30" y="200" width="132" height="70" rx="12" fill="#047857"/&gt;&lt;circle cx="54" cy="224" r="15" fill="#ffffff"/&gt;&lt;text x="54" y="224" text-anchor="middle" font-size="13" font-weight="600" fill="#047857" dominant-baseline="middle"&gt;1&lt;/text&gt;&lt;text x="104" y="250" text-anchor="middle" font-size="10.5" font-weight="600" fill="#fff" dominant-baseline="middle"&gt;Multi-Head Atte…&lt;/text&gt;&lt;rect x="192" y="200" width="132" height="70" rx="12" fill="#059669"/&gt;&lt;circle cx="216" cy="224" r="15" fill="#ffffff"/&gt;&lt;text x="216" y="224" text-anchor="middle" font-size="13" font-weight="600" fill="#059669" dominant-baseline="middle"&gt;2&lt;/text&gt;&lt;text x="266" y="250" text-anchor="middle" font-size="10.5" font-weight="600" fill="#fff" dominant-baseline="middle"&gt;Positional Enco…&lt;/text&gt;&lt;line x1="162" y1="235" x2="192" y2="235" stroke="#94a3b8" stroke-width="2" marker-end="url(#ar)"/&gt;&lt;rect x="354" y="200" width="132" height="70" rx="12" fill="#10b981"/&gt;&lt;circle cx="378" cy="224" r="15" fill="#ffffff"/&gt;&lt;text x="378" y="224" text-anchor="middle" font-size="13" font-weight="600" fill="#10b981" dominant-baseline="middle"&gt;3&lt;/text&gt;&lt;text x="428" y="250" text-anchor="middle" font-size="10.5" font-weight="600" fill="#fff" dominant-baseline="middle"&gt;Feed-Forward Ne…&lt;/text&gt;&lt;line x1="324" y1="235" x2="354" y2="235" stroke="#94a3b8" stroke-width="2" marker-end="url(#ar)"/&gt;&lt;rect x="516" y="200" width="132" height="70" rx="12" fill="#34d399"/&gt;&lt;circle cx="540" cy="224" r="15" fill="#ffffff"/&gt;&lt;text x="540" y="224" text-anchor="middle" font-size="13" font-weight="600" fill="#34d399" dominant-baseline="middle"&gt;4&lt;/text&gt;&lt;text x="590" y="250" text-anchor="middle" font-size="10.5" font-weight="600" fill="#fff" dominant-baseline="middle"&gt;Residual Connec…&lt;/text&gt;&lt;line x1="486" y1="235" x2="516" y2="235" stroke="#94a3b8" stroke-width="2" marker-end="url(#ar)"/&gt;&lt;rect x="678" y="200" width="132" height="70" rx="12" fill="#0d9488"/&gt;&lt;circle cx="702" cy="224" r="15" fill="#ffffff"/&gt;&lt;text x="702" y="224" text-anchor="middle" font-size="13" font-weight="600" fill="#0d9488" dominant-baseline="middle"&gt;5&lt;/text&gt;&lt;text x="752" y="250" text-anchor="middle" font-size="10.5" font-weight="600" fill="#fff" dominant-baseline="middle"&gt;Encoder, Decode…&lt;/text&gt;&lt;line x1="648" y1="235" x2="678" y2="235" stroke="#94a3b8" stroke-width="2" marker-end="url(#ar)"/&gt;&lt;text x="28" y="446" text-anchor="start" font-size="9.5" font-weight="500" fill="#64748b" dominant-baseline="middle"&gt;Transformers  •  Agent Architecture&lt;/text&gt;&lt;/svg&gt;</w:t>
+        <w:t>&lt;svg xmlns="http://www.w3.org/2000/svg" width="840" height="460" data-tpl="steps" data-pal="2-0" viewBox="0 0 840 460" font-family="Inter, Segoe UI, Arial, sans-serif"&gt;&lt;defs&gt;&lt;marker id="ar" markerWidth="9" markerHeight="9" refX="7" refY="3" orient="auto"&gt;&lt;path d="M0,0 L7,3 L0,6 z" fill="#94a3b8"/&gt;&lt;/marker&gt;&lt;marker id="arw" markerWidth="9" markerHeight="9" refX="7" refY="3" orient="auto"&gt;&lt;path d="M0,0 L7,3 L0,6 z" fill="#ffffff"/&gt;&lt;/marker&gt;&lt;filter id="sh" x="-20%" y="-20%" width="140%" height="140%"&gt;&lt;feDropShadow dx="0" dy="2" stdDeviation="3" flood-color="#0f172a" flood-opacity="0.16"/&gt;&lt;/filter&gt;&lt;/defs&gt;&lt;defs&gt;&lt;linearGradient id="bnf2c5432" x1="0" y1="0" x2="1" y2="0"&gt;&lt;stop offset="0" stop-color="#047857"/&gt;&lt;stop offset="1" stop-color="#059669"/&gt;&lt;/linearGradient&gt;&lt;/defs&gt;&lt;rect width="840" height="460" rx="14" fill="#ffffff"/&gt;&lt;rect x="0" y="0" width="840" height="48" rx="14" fill="url(#bnf2c5432)"/&gt;&lt;rect x="0" y="32" width="840" height="16" fill="url(#bnf2c5432)"/&gt;&lt;text x="420" y="25" text-anchor="middle" font-size="14.5" font-weight="700" fill="#ffffff" dominant-baseline="middle"&gt;Agent Architecture - Efficient Attention&lt;/text&gt;&lt;rect x="30" y="200" width="132" height="70" rx="12" fill="#047857"/&gt;&lt;circle cx="54" cy="224" r="15" fill="#ffffff"/&gt;&lt;text x="54" y="224" text-anchor="middle" font-size="13" font-weight="600" fill="#047857" dominant-baseline="middle"&gt;1&lt;/text&gt;&lt;text x="96" y="242" text-anchor="middle" font-size="10.5" font-weight="600" fill="#fff" dominant-baseline="middle"&gt;Multi-Head&lt;/text&gt;&lt;text x="96" y="254" text-anchor="middle" font-size="10.5" font-weight="600" fill="#fff" dominant-baseline="middle"&gt;Attention&lt;/text&gt;&lt;rect x="192" y="200" width="132" height="70" rx="12" fill="#059669"/&gt;&lt;circle cx="216" cy="224" r="15" fill="#ffffff"/&gt;&lt;text x="216" y="224" text-anchor="middle" font-size="13" font-weight="600" fill="#059669" dominant-baseline="middle"&gt;2&lt;/text&gt;&lt;text x="258" y="242" text-anchor="middle" font-size="10.5" font-weight="600" fill="#fff" dominant-baseline="middle"&gt;Positional&lt;/text&gt;&lt;text x="258" y="254" text-anchor="middle" font-size="10.5" font-weight="600" fill="#fff" dominant-baseline="middle"&gt;Encoding&lt;/text&gt;&lt;line x1="162" y1="235" x2="192" y2="235" stroke="#94a3b8" stroke-width="2" marker-end="url(#ar)"/&gt;&lt;rect x="354" y="200" width="132" height="70" rx="12" fill="#10b981"/&gt;&lt;circle cx="378" cy="224" r="15" fill="#ffffff"/&gt;&lt;text x="378" y="224" text-anchor="middle" font-size="13" font-weight="600" fill="#10b981" dominant-baseline="middle"&gt;3&lt;/text&gt;&lt;text x="420" y="242" text-anchor="middle" font-size="10.5" font-weight="600" fill="#fff" dominant-baseline="middle"&gt;Feed-Forward&lt;/text&gt;&lt;text x="420" y="254" text-anchor="middle" font-size="10.5" font-weight="600" fill="#fff" dominant-baseline="middle"&gt;Networks and&lt;/text&gt;&lt;line x1="324" y1="235" x2="354" y2="235" stroke="#94a3b8" stroke-width="2" marker-end="url(#ar)"/&gt;&lt;rect x="516" y="200" width="132" height="70" rx="12" fill="#34d399"/&gt;&lt;circle cx="540" cy="224" r="15" fill="#ffffff"/&gt;&lt;text x="540" y="224" text-anchor="middle" font-size="13" font-weight="600" fill="#34d399" dominant-baseline="middle"&gt;4&lt;/text&gt;&lt;text x="582" y="242" text-anchor="middle" font-size="10.5" font-weight="600" fill="#fff" dominant-baseline="middle"&gt;Residual&lt;/text&gt;&lt;text x="582" y="254" text-anchor="middle" font-size="10.5" font-weight="600" fill="#fff" dominant-baseline="middle"&gt;Connections and&lt;/text&gt;&lt;line x1="486" y1="235" x2="516" y2="235" stroke="#94a3b8" stroke-width="2" marker-end="url(#ar)"/&gt;&lt;rect x="678" y="200" width="132" height="70" rx="12" fill="#0d9488"/&gt;&lt;circle cx="702" cy="224" r="15" fill="#ffffff"/&gt;&lt;text x="702" y="224" text-anchor="middle" font-size="13" font-weight="600" fill="#0d9488" dominant-baseline="middle"&gt;5&lt;/text&gt;&lt;text x="744" y="242" text-anchor="middle" font-size="10.5" font-weight="600" fill="#fff" dominant-baseline="middle"&gt;Encoder, Decoder&lt;/text&gt;&lt;text x="744" y="254" text-anchor="middle" font-size="10.5" font-weight="600" fill="#fff" dominant-baseline="middle"&gt;and&lt;/text&gt;&lt;line x1="648" y1="235" x2="678" y2="235" stroke="#94a3b8" stroke-width="2" marker-end="url(#ar)"/&gt;&lt;text x="28" y="446" text-anchor="start" font-size="9.5" font-weight="500" fill="#64748b" dominant-baseline="middle"&gt;Transformers  •  Agent Architecture&lt;/text&gt;&lt;/svg&gt;</w:t>
       </w:r>
     </w:p>
     <w:p>
@@ -13012,7 +13012,7 @@
           <w:rFonts w:ascii="Consolas" w:hAnsi="Consolas"/>
           <w:sz w:val="16"/>
         </w:rPr>
-        <w:t>&lt;svg xmlns="http://www.w3.org/2000/svg" width="840" height="460" data-tpl="mindmap" data-pal="6-2" viewBox="0 0 840 460" font-family="Inter, Segoe UI, Arial, sans-serif"&gt;&lt;defs&gt;&lt;marker id="ar" markerWidth="9" markerHeight="9" refX="7" refY="3" orient="auto"&gt;&lt;path d="M0,0 L7,3 L0,6 z" fill="#94a3b8"/&gt;&lt;/marker&gt;&lt;marker id="arw" markerWidth="9" markerHeight="9" refX="7" refY="3" orient="auto"&gt;&lt;path d="M0,0 L7,3 L0,6 z" fill="#ffffff"/&gt;&lt;/marker&gt;&lt;filter id="sh" x="-20%" y="-20%" width="140%" height="140%"&gt;&lt;feDropShadow dx="0" dy="2" stdDeviation="3" flood-color="#0f172a" flood-opacity="0.16"/&gt;&lt;/filter&gt;&lt;/defs&gt;&lt;defs&gt;&lt;linearGradient id="bnc042e20" x1="0" y1="0" x2="1" y2="0"&gt;&lt;stop offset="0" stop-color="#64748b"/&gt;&lt;stop offset="1" stop-color="#0f172a"/&gt;&lt;/linearGradient&gt;&lt;/defs&gt;&lt;rect width="840" height="460" rx="14" fill="#ffffff"/&gt;&lt;rect x="0" y="0" width="840" height="48" rx="14" fill="url(#bnc042e20)"/&gt;&lt;rect x="0" y="32" width="840" height="16" fill="url(#bnc042e20)"/&gt;&lt;text x="420" y="25" text-anchor="middle" font-size="15" font-weight="700" fill="#ffffff" dominant-baseline="middle"&gt;Knowledge Graph - Hands-On Lab: Building an End-to-End Transfor…&lt;/text&gt;&lt;rect x="330" y="210" width="180" height="52" rx="11" fill="#0f172a" filter="url(#sh)"/&gt;&lt;text x="420" y="236" text-anchor="middle" font-size="13" font-weight="600" fill="#ffffff" dominant-baseline="middle"&gt;Transformers&lt;/text&gt;&lt;path d="M330,236 C250,236 250,126 248,126" fill="none" stroke="#cbd5e1" stroke-width="2"/&gt;&lt;rect x="92" y="104" width="156" height="44" rx="11" fill="#64748b" filter="url(#sh)"/&gt;&lt;text x="170" y="126" text-anchor="middle" font-size="11" font-weight="600" fill="#ffffff" dominant-baseline="middle"&gt;Mixture-of-Experts Trans…&lt;/text&gt;&lt;path d="M330,236 C250,236 250,236 248,236" fill="none" stroke="#cbd5e1" stroke-width="2"/&gt;&lt;rect x="92" y="214" width="156" height="44" rx="11" fill="#0f172a" filter="url(#sh)"/&gt;&lt;text x="170" y="236" text-anchor="middle" font-size="11" font-weight="600" fill="#ffffff" dominant-baseline="middle"&gt;Training Dynamics and St…&lt;/text&gt;&lt;path d="M330,236 C250,236 250,346 248,346" fill="none" stroke="#cbd5e1" stroke-width="2"/&gt;&lt;rect x="92" y="324" width="156" height="44" rx="11" fill="#1e293b" filter="url(#sh)"/&gt;&lt;text x="170" y="346" text-anchor="middle" font-size="11" font-weight="600" fill="#ffffff" dominant-baseline="middle"&gt;Implementing a Transform…&lt;/text&gt;&lt;path d="M510,236 C590,236 590,126 592,126" fill="none" stroke="#cbd5e1" stroke-width="2"/&gt;&lt;rect x="592" y="104" width="156" height="44" rx="11" fill="#94a3b8" filter="url(#sh)"/&gt;&lt;text x="670" y="126" text-anchor="middle" font-size="11" font-weight="600" fill="#ffffff" dominant-baseline="middle"&gt;Profiling and Optimising…&lt;/text&gt;&lt;path d="M510,236 C590,236 590,236 592,236" fill="none" stroke="#cbd5e1" stroke-width="2"/&gt;&lt;rect x="592" y="214" width="156" height="44" rx="11" fill="#334155" filter="url(#sh)"/&gt;&lt;text x="670" y="236" text-anchor="middle" font-size="11" font-weight="600" fill="#ffffff" dominant-baseline="middle"&gt;The Transformer Design S…&lt;/text&gt;&lt;path d="M510,236 C590,236 590,346 592,346" fill="none" stroke="#cbd5e1" stroke-width="2"/&gt;&lt;rect x="592" y="324" width="156" height="44" rx="11" fill="#475569" filter="url(#sh)"/&gt;&lt;text x="670" y="346" text-anchor="middle" font-size="11" font-weight="600" fill="#ffffff" dominant-baseline="middle"&gt;Why Self-Attention Repla…&lt;/text&gt;&lt;text x="28" y="446" text-anchor="start" font-size="9.5" font-weight="500" fill="#64748b" dominant-baseline="middle"&gt;Transformers  •  Knowledge Graph&lt;/text&gt;&lt;/svg&gt;</w:t>
+        <w:t>&lt;svg xmlns="http://www.w3.org/2000/svg" width="840" height="460" data-tpl="mindmap" data-pal="6-2" viewBox="0 0 840 460" font-family="Inter, Segoe UI, Arial, sans-serif"&gt;&lt;defs&gt;&lt;marker id="ar" markerWidth="9" markerHeight="9" refX="7" refY="3" orient="auto"&gt;&lt;path d="M0,0 L7,3 L0,6 z" fill="#94a3b8"/&gt;&lt;/marker&gt;&lt;marker id="arw" markerWidth="9" markerHeight="9" refX="7" refY="3" orient="auto"&gt;&lt;path d="M0,0 L7,3 L0,6 z" fill="#ffffff"/&gt;&lt;/marker&gt;&lt;filter id="sh" x="-20%" y="-20%" width="140%" height="140%"&gt;&lt;feDropShadow dx="0" dy="2" stdDeviation="3" flood-color="#0f172a" flood-opacity="0.16"/&gt;&lt;/filter&gt;&lt;/defs&gt;&lt;defs&gt;&lt;linearGradient id="bnc042e20" x1="0" y1="0" x2="1" y2="0"&gt;&lt;stop offset="0" stop-color="#64748b"/&gt;&lt;stop offset="1" stop-color="#0f172a"/&gt;&lt;/linearGradient&gt;&lt;/defs&gt;&lt;rect width="840" height="460" rx="14" fill="#ffffff"/&gt;&lt;rect x="0" y="0" width="840" height="48" rx="14" fill="url(#bnc042e20)"/&gt;&lt;rect x="0" y="32" width="840" height="16" fill="url(#bnc042e20)"/&gt;&lt;text x="420" y="25" text-anchor="middle" font-size="14.5" font-weight="700" fill="#ffffff" dominant-baseline="middle"&gt;Knowledge Graph - Hands-On Lab: Building an End-to-End Transformers System&lt;/text&gt;&lt;rect x="330" y="210" width="180" height="52" rx="11" fill="#0f172a" filter="url(#sh)"/&gt;&lt;text x="420" y="236" text-anchor="middle" font-size="13" font-weight="600" fill="#ffffff" dominant-baseline="middle"&gt;Transformers&lt;/text&gt;&lt;path d="M330,236 C250,236 250,126 248,126" fill="none" stroke="#cbd5e1" stroke-width="2"/&gt;&lt;rect x="92" y="104" width="156" height="44" rx="11" fill="#64748b" filter="url(#sh)"/&gt;&lt;text x="170" y="121" text-anchor="middle" font-size="9.5" font-weight="600" fill="#ffffff" dominant-baseline="middle"&gt;Mixture-of-Experts&lt;/text&gt;&lt;text x="170" y="131" text-anchor="middle" font-size="9.5" font-weight="600" fill="#ffffff" dominant-baseline="middle"&gt;Transformers&lt;/text&gt;&lt;path d="M330,236 C250,236 250,236 248,236" fill="none" stroke="#cbd5e1" stroke-width="2"/&gt;&lt;rect x="92" y="214" width="156" height="44" rx="11" fill="#0f172a" filter="url(#sh)"/&gt;&lt;text x="170" y="231" text-anchor="middle" font-size="9.5" font-weight="600" fill="#ffffff" dominant-baseline="middle"&gt;Training Dynamics and&lt;/text&gt;&lt;text x="170" y="241" text-anchor="middle" font-size="9.5" font-weight="600" fill="#ffffff" dominant-baseline="middle"&gt;Stability&lt;/text&gt;&lt;path d="M330,236 C250,236 250,346 248,346" fill="none" stroke="#cbd5e1" stroke-width="2"/&gt;&lt;rect x="92" y="324" width="156" height="44" rx="11" fill="#1e293b" filter="url(#sh)"/&gt;&lt;text x="170" y="341" text-anchor="middle" font-size="9.5" font-weight="600" fill="#ffffff" dominant-baseline="middle"&gt;Implementing a Transformer&lt;/text&gt;&lt;text x="170" y="351" text-anchor="middle" font-size="9.5" font-weight="600" fill="#ffffff" dominant-baseline="middle"&gt;from Scratch&lt;/text&gt;&lt;path d="M510,236 C590,236 590,126 592,126" fill="none" stroke="#cbd5e1" stroke-width="2"/&gt;&lt;rect x="592" y="104" width="156" height="44" rx="11" fill="#94a3b8" filter="url(#sh)"/&gt;&lt;text x="670" y="121" text-anchor="middle" font-size="9.5" font-weight="600" fill="#ffffff" dominant-baseline="middle"&gt;Profiling and Optimising&lt;/text&gt;&lt;text x="670" y="131" text-anchor="middle" font-size="9.5" font-weight="600" fill="#ffffff" dominant-baseline="middle"&gt;Transformers&lt;/text&gt;&lt;path d="M510,236 C590,236 590,236 592,236" fill="none" stroke="#cbd5e1" stroke-width="2"/&gt;&lt;rect x="592" y="214" width="156" height="44" rx="11" fill="#334155" filter="url(#sh)"/&gt;&lt;text x="670" y="236" text-anchor="middle" font-size="9.5" font-weight="600" fill="#ffffff" dominant-baseline="middle"&gt;The Transformer Design Space&lt;/text&gt;&lt;path d="M510,236 C590,236 590,346 592,346" fill="none" stroke="#cbd5e1" stroke-width="2"/&gt;&lt;rect x="592" y="324" width="156" height="44" rx="11" fill="#475569" filter="url(#sh)"/&gt;&lt;text x="670" y="341" text-anchor="middle" font-size="9.5" font-weight="600" fill="#ffffff" dominant-baseline="middle"&gt;Why Self-Attention Replaced&lt;/text&gt;&lt;text x="670" y="351" text-anchor="middle" font-size="9.5" font-weight="600" fill="#ffffff" dominant-baseline="middle"&gt;Recurrence&lt;/text&gt;&lt;text x="28" y="446" text-anchor="start" font-size="9.5" font-weight="500" fill="#64748b" dominant-baseline="middle"&gt;Transformers  •  Knowledge Graph&lt;/text&gt;&lt;/svg&gt;</w:t>
       </w:r>
     </w:p>
     <w:p>
@@ -13790,7 +13790,7 @@
           <w:rFonts w:ascii="Consolas" w:hAnsi="Consolas"/>
           <w:sz w:val="16"/>
         </w:rPr>
-        <w:t>&lt;svg xmlns="http://www.w3.org/2000/svg" width="840" height="460" data-tpl="steps" data-pal="5-0" viewBox="0 0 840 460" font-family="Inter, Segoe UI, Arial, sans-serif"&gt;&lt;defs&gt;&lt;marker id="ar" markerWidth="9" markerHeight="9" refX="7" refY="3" orient="auto"&gt;&lt;path d="M0,0 L7,3 L0,6 z" fill="#94a3b8"/&gt;&lt;/marker&gt;&lt;marker id="arw" markerWidth="9" markerHeight="9" refX="7" refY="3" orient="auto"&gt;&lt;path d="M0,0 L7,3 L0,6 z" fill="#ffffff"/&gt;&lt;/marker&gt;&lt;filter id="sh" x="-20%" y="-20%" width="140%" height="140%"&gt;&lt;feDropShadow dx="0" dy="2" stdDeviation="3" flood-color="#0f172a" flood-opacity="0.16"/&gt;&lt;/filter&gt;&lt;/defs&gt;&lt;defs&gt;&lt;linearGradient id="bndb908df" x1="0" y1="0" x2="1" y2="0"&gt;&lt;stop offset="0" stop-color="#1e3a8a"/&gt;&lt;stop offset="1" stop-color="#1d4ed8"/&gt;&lt;/linearGradient&gt;&lt;/defs&gt;&lt;rect width="840" height="460" rx="14" fill="#ffffff"/&gt;&lt;rect x="0" y="0" width="840" height="48" rx="14" fill="url(#bndb908df)"/&gt;&lt;rect x="0" y="32" width="840" height="16" fill="url(#bndb908df)"/&gt;&lt;text x="420" y="25" text-anchor="middle" font-size="15" font-weight="700" fill="#ffffff" dominant-baseline="middle"&gt;Data Lineage - Case Study: NLP at Scale&lt;/text&gt;&lt;rect x="30" y="200" width="132" height="70" rx="12" fill="#1e3a8a"/&gt;&lt;circle cx="54" cy="224" r="15" fill="#ffffff"/&gt;&lt;text x="54" y="224" text-anchor="middle" font-size="13" font-weight="600" fill="#1e3a8a" dominant-baseline="middle"&gt;1&lt;/text&gt;&lt;text x="104" y="250" text-anchor="middle" font-size="10.5" font-weight="600" fill="#fff" dominant-baseline="middle"&gt;The Transformer…&lt;/text&gt;&lt;rect x="192" y="200" width="132" height="70" rx="12" fill="#1d4ed8"/&gt;&lt;circle cx="216" cy="224" r="15" fill="#ffffff"/&gt;&lt;text x="216" y="224" text-anchor="middle" font-size="13" font-weight="600" fill="#1d4ed8" dominant-baseline="middle"&gt;2&lt;/text&gt;&lt;text x="266" y="250" text-anchor="middle" font-size="10.5" font-weight="600" fill="#fff" dominant-baseline="middle"&gt;Why Self-Attent…&lt;/text&gt;&lt;line x1="162" y1="235" x2="192" y2="235" stroke="#94a3b8" stroke-width="2" marker-end="url(#ar)"/&gt;&lt;rect x="354" y="200" width="132" height="70" rx="12" fill="#2563eb"/&gt;&lt;circle cx="378" cy="224" r="15" fill="#ffffff"/&gt;&lt;text x="378" y="224" text-anchor="middle" font-size="13" font-weight="600" fill="#2563eb" dominant-baseline="middle"&gt;3&lt;/text&gt;&lt;text x="428" y="250" text-anchor="middle" font-size="10.5" font-weight="600" fill="#fff" dominant-baseline="middle"&gt;Scaled Dot-Prod…&lt;/text&gt;&lt;line x1="324" y1="235" x2="354" y2="235" stroke="#94a3b8" stroke-width="2" marker-end="url(#ar)"/&gt;&lt;rect x="516" y="200" width="132" height="70" rx="12" fill="#3b82f6"/&gt;&lt;circle cx="540" cy="224" r="15" fill="#ffffff"/&gt;&lt;text x="540" y="224" text-anchor="middle" font-size="13" font-weight="600" fill="#3b82f6" dominant-baseline="middle"&gt;4&lt;/text&gt;&lt;text x="590" y="250" text-anchor="middle" font-size="10.5" font-weight="600" fill="#fff" dominant-baseline="middle"&gt;Multi-Head Atte…&lt;/text&gt;&lt;line x1="486" y1="235" x2="516" y2="235" stroke="#94a3b8" stroke-width="2" marker-end="url(#ar)"/&gt;&lt;rect x="678" y="200" width="132" height="70" rx="12" fill="#60a5fa"/&gt;&lt;circle cx="702" cy="224" r="15" fill="#ffffff"/&gt;&lt;text x="702" y="224" text-anchor="middle" font-size="13" font-weight="600" fill="#60a5fa" dominant-baseline="middle"&gt;5&lt;/text&gt;&lt;text x="752" y="250" text-anchor="middle" font-size="10.5" font-weight="600" fill="#fff" dominant-baseline="middle"&gt;Positional Enco…&lt;/text&gt;&lt;line x1="648" y1="235" x2="678" y2="235" stroke="#94a3b8" stroke-width="2" marker-end="url(#ar)"/&gt;&lt;text x="28" y="446" text-anchor="start" font-size="9.5" font-weight="500" fill="#64748b" dominant-baseline="middle"&gt;Transformers  •  Data Lineage&lt;/text&gt;&lt;/svg&gt;</w:t>
+        <w:t>&lt;svg xmlns="http://www.w3.org/2000/svg" width="840" height="460" data-tpl="steps" data-pal="5-0" viewBox="0 0 840 460" font-family="Inter, Segoe UI, Arial, sans-serif"&gt;&lt;defs&gt;&lt;marker id="ar" markerWidth="9" markerHeight="9" refX="7" refY="3" orient="auto"&gt;&lt;path d="M0,0 L7,3 L0,6 z" fill="#94a3b8"/&gt;&lt;/marker&gt;&lt;marker id="arw" markerWidth="9" markerHeight="9" refX="7" refY="3" orient="auto"&gt;&lt;path d="M0,0 L7,3 L0,6 z" fill="#ffffff"/&gt;&lt;/marker&gt;&lt;filter id="sh" x="-20%" y="-20%" width="140%" height="140%"&gt;&lt;feDropShadow dx="0" dy="2" stdDeviation="3" flood-color="#0f172a" flood-opacity="0.16"/&gt;&lt;/filter&gt;&lt;/defs&gt;&lt;defs&gt;&lt;linearGradient id="bndb908df" x1="0" y1="0" x2="1" y2="0"&gt;&lt;stop offset="0" stop-color="#1e3a8a"/&gt;&lt;stop offset="1" stop-color="#1d4ed8"/&gt;&lt;/linearGradient&gt;&lt;/defs&gt;&lt;rect width="840" height="460" rx="14" fill="#ffffff"/&gt;&lt;rect x="0" y="0" width="840" height="48" rx="14" fill="url(#bndb908df)"/&gt;&lt;rect x="0" y="32" width="840" height="16" fill="url(#bndb908df)"/&gt;&lt;text x="420" y="25" text-anchor="middle" font-size="14.5" font-weight="700" fill="#ffffff" dominant-baseline="middle"&gt;Data Lineage - Case Study: NLP at Scale&lt;/text&gt;&lt;rect x="30" y="200" width="132" height="70" rx="12" fill="#1e3a8a"/&gt;&lt;circle cx="54" cy="224" r="15" fill="#ffffff"/&gt;&lt;text x="54" y="224" text-anchor="middle" font-size="13" font-weight="600" fill="#1e3a8a" dominant-baseline="middle"&gt;1&lt;/text&gt;&lt;text x="96" y="242" text-anchor="middle" font-size="10.5" font-weight="600" fill="#fff" dominant-baseline="middle"&gt;The Transformer&lt;/text&gt;&lt;text x="96" y="254" text-anchor="middle" font-size="10.5" font-weight="600" fill="#fff" dominant-baseline="middle"&gt;Design Space&lt;/text&gt;&lt;rect x="192" y="200" width="132" height="70" rx="12" fill="#1d4ed8"/&gt;&lt;circle cx="216" cy="224" r="15" fill="#ffffff"/&gt;&lt;text x="216" y="224" text-anchor="middle" font-size="13" font-weight="600" fill="#1d4ed8" dominant-baseline="middle"&gt;2&lt;/text&gt;&lt;text x="258" y="242" text-anchor="middle" font-size="10.5" font-weight="600" fill="#fff" dominant-baseline="middle"&gt;Why Self-Attention&lt;/text&gt;&lt;text x="258" y="254" text-anchor="middle" font-size="10.5" font-weight="600" fill="#fff" dominant-baseline="middle"&gt;Replaced&lt;/text&gt;&lt;line x1="162" y1="235" x2="192" y2="235" stroke="#94a3b8" stroke-width="2" marker-end="url(#ar)"/&gt;&lt;rect x="354" y="200" width="132" height="70" rx="12" fill="#2563eb"/&gt;&lt;circle cx="378" cy="224" r="15" fill="#ffffff"/&gt;&lt;text x="378" y="224" text-anchor="middle" font-size="13" font-weight="600" fill="#2563eb" dominant-baseline="middle"&gt;3&lt;/text&gt;&lt;text x="420" y="242" text-anchor="middle" font-size="10.5" font-weight="600" fill="#fff" dominant-baseline="middle"&gt;Scaled Dot-Product&lt;/text&gt;&lt;text x="420" y="254" text-anchor="middle" font-size="10.5" font-weight="600" fill="#fff" dominant-baseline="middle"&gt;Attention&lt;/text&gt;&lt;line x1="324" y1="235" x2="354" y2="235" stroke="#94a3b8" stroke-width="2" marker-end="url(#ar)"/&gt;&lt;rect x="516" y="200" width="132" height="70" rx="12" fill="#3b82f6"/&gt;&lt;circle cx="540" cy="224" r="15" fill="#ffffff"/&gt;&lt;text x="540" y="224" text-anchor="middle" font-size="13" font-weight="600" fill="#3b82f6" dominant-baseline="middle"&gt;4&lt;/text&gt;&lt;text x="582" y="242" text-anchor="middle" font-size="10.5" font-weight="600" fill="#fff" dominant-baseline="middle"&gt;Multi-Head&lt;/text&gt;&lt;text x="582" y="254" text-anchor="middle" font-size="10.5" font-weight="600" fill="#fff" dominant-baseline="middle"&gt;Attention&lt;/text&gt;&lt;line x1="486" y1="235" x2="516" y2="235" stroke="#94a3b8" stroke-width="2" marker-end="url(#ar)"/&gt;&lt;rect x="678" y="200" width="132" height="70" rx="12" fill="#60a5fa"/&gt;&lt;circle cx="702" cy="224" r="15" fill="#ffffff"/&gt;&lt;text x="702" y="224" text-anchor="middle" font-size="13" font-weight="600" fill="#60a5fa" dominant-baseline="middle"&gt;5&lt;/text&gt;&lt;text x="744" y="242" text-anchor="middle" font-size="10.5" font-weight="600" fill="#fff" dominant-baseline="middle"&gt;Positional&lt;/text&gt;&lt;text x="744" y="254" text-anchor="middle" font-size="10.5" font-weight="600" fill="#fff" dominant-baseline="middle"&gt;Encoding&lt;/text&gt;&lt;line x1="648" y1="235" x2="678" y2="235" stroke="#94a3b8" stroke-width="2" marker-end="url(#ar)"/&gt;&lt;text x="28" y="446" text-anchor="start" font-size="9.5" font-weight="500" fill="#64748b" dominant-baseline="middle"&gt;Transformers  •  Data Lineage&lt;/text&gt;&lt;/svg&gt;</w:t>
       </w:r>
     </w:p>
     <w:p>
@@ -15433,7 +15433,7 @@
           <w:rFonts w:ascii="Consolas" w:hAnsi="Consolas"/>
           <w:sz w:val="16"/>
         </w:rPr>
-        <w:t>&lt;svg xmlns="http://www.w3.org/2000/svg" width="840" height="460" data-tpl="swimlane" data-pal="0-5" viewBox="0 0 840 460" font-family="Inter, Segoe UI, Arial, sans-serif"&gt;&lt;defs&gt;&lt;marker id="ar" markerWidth="9" markerHeight="9" refX="7" refY="3" orient="auto"&gt;&lt;path d="M0,0 L7,3 L0,6 z" fill="#94a3b8"/&gt;&lt;/marker&gt;&lt;marker id="arw" markerWidth="9" markerHeight="9" refX="7" refY="3" orient="auto"&gt;&lt;path d="M0,0 L7,3 L0,6 z" fill="#ffffff"/&gt;&lt;/marker&gt;&lt;filter id="sh" x="-20%" y="-20%" width="140%" height="140%"&gt;&lt;feDropShadow dx="0" dy="2" stdDeviation="3" flood-color="#0f172a" flood-opacity="0.16"/&gt;&lt;/filter&gt;&lt;/defs&gt;&lt;defs&gt;&lt;linearGradient id="bn52aece" x1="0" y1="0" x2="1" y2="0"&gt;&lt;stop offset="0" stop-color="#c4b5fd"/&gt;&lt;stop offset="1" stop-color="#4338ca"/&gt;&lt;/linearGradient&gt;&lt;/defs&gt;&lt;rect width="840" height="460" rx="14" fill="#ffffff"/&gt;&lt;rect x="0" y="0" width="840" height="48" rx="14" fill="url(#bn52aece)"/&gt;&lt;rect x="0" y="32" width="840" height="16" fill="url(#bn52aece)"/&gt;&lt;text x="420" y="25" text-anchor="middle" font-size="15" font-weight="700" fill="#ffffff" dominant-baseline="middle"&gt;Operating Model - Evaluation and Quality Assurance&lt;/text&gt;&lt;rect x="28" y="64" width="784" height="90" rx="10" fill="#f8fafc" stroke="#e2e8f0" stroke-width="1"/&gt;&lt;text x="40" y="109" text-anchor="start" font-size="11" font-weight="700" fill="#64748b" dominant-baseline="middle"&gt;Business&lt;/text&gt;&lt;rect x="158" y="82" width="140" height="54" rx="11" fill="#c4b5fd" filter="url(#sh)"/&gt;&lt;text x="228" y="109" text-anchor="middle" font-size="10.5" font-weight="600" fill="#ffffff" dominant-baseline="middle"&gt;Mixture-of-Experts Tran…&lt;/text&gt;&lt;rect x="318" y="82" width="140" height="54" rx="11" fill="#4338ca" filter="url(#sh)"/&gt;&lt;text x="388" y="109" text-anchor="middle" font-size="10.5" font-weight="600" fill="#ffffff" dominant-baseline="middle"&gt;Training Dynamics and S…&lt;/text&gt;&lt;line x1="298" y1="109" x2="318" y2="109" stroke="#94a3b8" stroke-width="2" marker-end="url(#ar)"/&gt;&lt;rect x="478" y="82" width="140" height="54" rx="11" fill="#6d28d9" filter="url(#sh)"/&gt;&lt;text x="548" y="109" text-anchor="middle" font-size="10.5" font-weight="600" fill="#ffffff" dominant-baseline="middle"&gt;Implementing a Transfor…&lt;/text&gt;&lt;line x1="458" y1="109" x2="478" y2="109" stroke="#94a3b8" stroke-width="2" marker-end="url(#ar)"/&gt;&lt;rect x="638" y="82" width="140" height="54" rx="11" fill="#7c3aed" filter="url(#sh)"/&gt;&lt;text x="708" y="109" text-anchor="middle" font-size="10.5" font-weight="600" fill="#ffffff" dominant-baseline="middle"&gt;Profiling and Optimisin…&lt;/text&gt;&lt;line x1="618" y1="109" x2="638" y2="109" stroke="#94a3b8" stroke-width="2" marker-end="url(#ar)"/&gt;&lt;rect x="28" y="164" width="784" height="90" rx="10" fill="#f8fafc" stroke="#e2e8f0" stroke-width="1"/&gt;&lt;text x="40" y="209" text-anchor="start" font-size="11" font-weight="700" fill="#64748b" dominant-baseline="middle"&gt;Application&lt;/text&gt;&lt;rect x="158" y="182" width="140" height="54" rx="11" fill="#4338ca" filter="url(#sh)"/&gt;&lt;text x="228" y="209" text-anchor="middle" font-size="10.5" font-weight="600" fill="#ffffff" dominant-baseline="middle"&gt;Multi-Head Attention&lt;/text&gt;&lt;rect x="318" y="182" width="140" height="54" rx="11" fill="#6d28d9" filter="url(#sh)"/&gt;&lt;text x="388" y="209" text-anchor="middle" font-size="10.5" font-weight="600" fill="#ffffff" dominant-baseline="middle"&gt;Positional Encoding&lt;/text&gt;&lt;line x1="298" y1="209" x2="318" y2="209" stroke="#94a3b8" stroke-width="2" marker-end="url(#ar)"/&gt;&lt;rect x="478" y="182" width="140" height="54" rx="11" fill="#7c3aed" filter="url(#sh)"/&gt;&lt;text x="548" y="209" text-anchor="middle" font-size="10.5" font-weight="600" fill="#ffffff" dominant-baseline="middle"&gt;Feed-Forward Networks a…&lt;/text&gt;&lt;line x1="458" y1="209" x2="478" y2="209" stroke="#94a3b8" stroke-width="2" marker-end="url(#ar)"/&gt;&lt;rect x="638" y="182" width="140" height="54" rx="11" fill="#8b5cf6" filter="url(#sh)"/&gt;&lt;text x="708" y="209" text-anchor="middle" font-size="10.5" font-weight="600" fill="#ffffff" dominant-baseline="middle"&gt;Residual Connections an…&lt;/text&gt;&lt;line x1="618" y1="209" x2="638" y2="209" stroke="#94a3b8" stroke-width="2" marker-end="url(#ar)"/&gt;&lt;rect x="28" y="264" width="784" height="90" rx="10" fill="#f8fafc" stroke="#e2e8f0" stroke-width="1"/&gt;&lt;text x="40" y="309" text-anchor="start" font-size="11" font-weight="700" fill="#64748b" dominant-baseline="middle"&gt;Data&lt;/text&gt;&lt;rect x="158" y="282" width="140" height="54" rx="11" fill="#6d28d9" filter="url(#sh)"/&gt;&lt;text x="228" y="309" text-anchor="middle" font-size="10.5" font-weight="600" fill="#ffffff" dominant-baseline="middle"&gt;Vision and Multimodal T…&lt;/text&gt;&lt;rect x="318" y="282" width="140" height="54" rx="11" fill="#7c3aed" filter="url(#sh)"/&gt;&lt;text x="388" y="309" text-anchor="middle" font-size="10.5" font-weight="600" fill="#ffffff" dominant-baseline="middle"&gt;Mixture-of-Experts Tran…&lt;/text&gt;&lt;line x1="298" y1="309" x2="318" y2="309" stroke="#94a3b8" stroke-width="2" marker-end="url(#ar)"/&gt;&lt;rect x="478" y="282" width="140" height="54" rx="11" fill="#8b5cf6" filter="url(#sh)"/&gt;&lt;text x="548" y="309" text-anchor="middle" font-size="10.5" font-weight="600" fill="#ffffff" dominant-baseline="middle"&gt;Training Dynamics and S…&lt;/text&gt;&lt;line x1="458" y1="309" x2="478" y2="309" stroke="#94a3b8" stroke-width="2" marker-end="url(#ar)"/&gt;&lt;rect x="638" y="282" width="140" height="54" rx="11" fill="#a78bfa" filter="url(#sh)"/&gt;&lt;text x="708" y="309" text-anchor="middle" font-size="10.5" font-weight="600" fill="#ffffff" dominant-baseline="middle"&gt;Implementing a Transfor…&lt;/text&gt;&lt;line x1="618" y1="309" x2="638" y2="309" stroke="#94a3b8" stroke-width="2" marker-end="url(#ar)"/&gt;&lt;text x="28" y="446" text-anchor="start" font-size="9.5" font-weight="500" fill="#64748b" dominant-baseline="middle"&gt;Transformers  •  Operating Model&lt;/text&gt;&lt;/svg&gt;</w:t>
+        <w:t>&lt;svg xmlns="http://www.w3.org/2000/svg" width="840" height="460" data-tpl="swimlane" data-pal="0-5" viewBox="0 0 840 460" font-family="Inter, Segoe UI, Arial, sans-serif"&gt;&lt;defs&gt;&lt;marker id="ar" markerWidth="9" markerHeight="9" refX="7" refY="3" orient="auto"&gt;&lt;path d="M0,0 L7,3 L0,6 z" fill="#94a3b8"/&gt;&lt;/marker&gt;&lt;marker id="arw" markerWidth="9" markerHeight="9" refX="7" refY="3" orient="auto"&gt;&lt;path d="M0,0 L7,3 L0,6 z" fill="#ffffff"/&gt;&lt;/marker&gt;&lt;filter id="sh" x="-20%" y="-20%" width="140%" height="140%"&gt;&lt;feDropShadow dx="0" dy="2" stdDeviation="3" flood-color="#0f172a" flood-opacity="0.16"/&gt;&lt;/filter&gt;&lt;/defs&gt;&lt;defs&gt;&lt;linearGradient id="bn52aece" x1="0" y1="0" x2="1" y2="0"&gt;&lt;stop offset="0" stop-color="#c4b5fd"/&gt;&lt;stop offset="1" stop-color="#4338ca"/&gt;&lt;/linearGradient&gt;&lt;/defs&gt;&lt;rect width="840" height="460" rx="14" fill="#ffffff"/&gt;&lt;rect x="0" y="0" width="840" height="48" rx="14" fill="url(#bn52aece)"/&gt;&lt;rect x="0" y="32" width="840" height="16" fill="url(#bn52aece)"/&gt;&lt;text x="420" y="25" text-anchor="middle" font-size="14.5" font-weight="700" fill="#ffffff" dominant-baseline="middle"&gt;Operating Model - Evaluation and Quality Assurance&lt;/text&gt;&lt;rect x="28" y="64" width="784" height="90" rx="10" fill="#f8fafc" stroke="#e2e8f0" stroke-width="1"/&gt;&lt;text x="40" y="109" text-anchor="start" font-size="11" font-weight="700" fill="#64748b" dominant-baseline="middle"&gt;Business&lt;/text&gt;&lt;rect x="158" y="82" width="140" height="54" rx="11" fill="#c4b5fd" filter="url(#sh)"/&gt;&lt;text x="228" y="104" text-anchor="middle" font-size="9.0" font-weight="600" fill="#ffffff" dominant-baseline="middle"&gt;Mixture-of-Experts&lt;/text&gt;&lt;text x="228" y="114" text-anchor="middle" font-size="9.0" font-weight="600" fill="#ffffff" dominant-baseline="middle"&gt;Transformers&lt;/text&gt;&lt;rect x="318" y="82" width="140" height="54" rx="11" fill="#4338ca" filter="url(#sh)"/&gt;&lt;text x="388" y="104" text-anchor="middle" font-size="9.0" font-weight="600" fill="#ffffff" dominant-baseline="middle"&gt;Training Dynamics and&lt;/text&gt;&lt;text x="388" y="114" text-anchor="middle" font-size="9.0" font-weight="600" fill="#ffffff" dominant-baseline="middle"&gt;Stability&lt;/text&gt;&lt;line x1="298" y1="109" x2="318" y2="109" stroke="#94a3b8" stroke-width="2" marker-end="url(#ar)"/&gt;&lt;rect x="478" y="82" width="140" height="54" rx="11" fill="#6d28d9" filter="url(#sh)"/&gt;&lt;text x="548" y="104" text-anchor="middle" font-size="9.0" font-weight="600" fill="#ffffff" dominant-baseline="middle"&gt;Implementing a Transformer&lt;/text&gt;&lt;text x="548" y="114" text-anchor="middle" font-size="9.0" font-weight="600" fill="#ffffff" dominant-baseline="middle"&gt;from Scratch&lt;/text&gt;&lt;line x1="458" y1="109" x2="478" y2="109" stroke="#94a3b8" stroke-width="2" marker-end="url(#ar)"/&gt;&lt;rect x="638" y="82" width="140" height="54" rx="11" fill="#7c3aed" filter="url(#sh)"/&gt;&lt;text x="708" y="104" text-anchor="middle" font-size="9.0" font-weight="600" fill="#ffffff" dominant-baseline="middle"&gt;Profiling and Optimising&lt;/text&gt;&lt;text x="708" y="114" text-anchor="middle" font-size="9.0" font-weight="600" fill="#ffffff" dominant-baseline="middle"&gt;Transformers&lt;/text&gt;&lt;line x1="618" y1="109" x2="638" y2="109" stroke="#94a3b8" stroke-width="2" marker-end="url(#ar)"/&gt;&lt;rect x="28" y="164" width="784" height="90" rx="10" fill="#f8fafc" stroke="#e2e8f0" stroke-width="1"/&gt;&lt;text x="40" y="209" text-anchor="start" font-size="11" font-weight="700" fill="#64748b" dominant-baseline="middle"&gt;Application&lt;/text&gt;&lt;rect x="158" y="182" width="140" height="54" rx="11" fill="#4338ca" filter="url(#sh)"/&gt;&lt;text x="228" y="209" text-anchor="middle" font-size="10.5" font-weight="600" fill="#ffffff" dominant-baseline="middle"&gt;Multi-Head Attention&lt;/text&gt;&lt;rect x="318" y="182" width="140" height="54" rx="11" fill="#6d28d9" filter="url(#sh)"/&gt;&lt;text x="388" y="209" text-anchor="middle" font-size="10.5" font-weight="600" fill="#ffffff" dominant-baseline="middle"&gt;Positional Encoding&lt;/text&gt;&lt;line x1="298" y1="209" x2="318" y2="209" stroke="#94a3b8" stroke-width="2" marker-end="url(#ar)"/&gt;&lt;rect x="478" y="182" width="140" height="54" rx="11" fill="#7c3aed" filter="url(#sh)"/&gt;&lt;text x="548" y="204" text-anchor="middle" font-size="9.0" font-weight="600" fill="#ffffff" dominant-baseline="middle"&gt;Feed-Forward Networks and&lt;/text&gt;&lt;text x="548" y="214" text-anchor="middle" font-size="9.0" font-weight="600" fill="#ffffff" dominant-baseline="middle"&gt;Activations&lt;/text&gt;&lt;line x1="458" y1="209" x2="478" y2="209" stroke="#94a3b8" stroke-width="2" marker-end="url(#ar)"/&gt;&lt;rect x="638" y="182" width="140" height="54" rx="11" fill="#8b5cf6" filter="url(#sh)"/&gt;&lt;text x="708" y="204" text-anchor="middle" font-size="9.0" font-weight="600" fill="#ffffff" dominant-baseline="middle"&gt;Residual Connections and&lt;/text&gt;&lt;text x="708" y="214" text-anchor="middle" font-size="9.0" font-weight="600" fill="#ffffff" dominant-baseline="middle"&gt;Normalisation&lt;/text&gt;&lt;line x1="618" y1="209" x2="638" y2="209" stroke="#94a3b8" stroke-width="2" marker-end="url(#ar)"/&gt;&lt;rect x="28" y="264" width="784" height="90" rx="10" fill="#f8fafc" stroke="#e2e8f0" stroke-width="1"/&gt;&lt;text x="40" y="309" text-anchor="start" font-size="11" font-weight="700" fill="#64748b" dominant-baseline="middle"&gt;Data&lt;/text&gt;&lt;rect x="158" y="282" width="140" height="54" rx="11" fill="#6d28d9" filter="url(#sh)"/&gt;&lt;text x="228" y="304" text-anchor="middle" font-size="9.0" font-weight="600" fill="#ffffff" dominant-baseline="middle"&gt;Vision and Multimodal&lt;/text&gt;&lt;text x="228" y="314" text-anchor="middle" font-size="9.0" font-weight="600" fill="#ffffff" dominant-baseline="middle"&gt;Transformers&lt;/text&gt;&lt;rect x="318" y="282" width="140" height="54" rx="11" fill="#7c3aed" filter="url(#sh)"/&gt;&lt;text x="388" y="304" text-anchor="middle" font-size="9.0" font-weight="600" fill="#ffffff" dominant-baseline="middle"&gt;Mixture-of-Experts&lt;/text&gt;&lt;text x="388" y="314" text-anchor="middle" font-size="9.0" font-weight="600" fill="#ffffff" dominant-baseline="middle"&gt;Transformers&lt;/text&gt;&lt;line x1="298" y1="309" x2="318" y2="309" stroke="#94a3b8" stroke-width="2" marker-end="url(#ar)"/&gt;&lt;rect x="478" y="282" width="140" height="54" rx="11" fill="#8b5cf6" filter="url(#sh)"/&gt;&lt;text x="548" y="304" text-anchor="middle" font-size="9.0" font-weight="600" fill="#ffffff" dominant-baseline="middle"&gt;Training Dynamics and&lt;/text&gt;&lt;text x="548" y="314" text-anchor="middle" font-size="9.0" font-weight="600" fill="#ffffff" dominant-baseline="middle"&gt;Stability&lt;/text&gt;&lt;line x1="458" y1="309" x2="478" y2="309" stroke="#94a3b8" stroke-width="2" marker-end="url(#ar)"/&gt;&lt;rect x="638" y="282" width="140" height="54" rx="11" fill="#a78bfa" filter="url(#sh)"/&gt;&lt;text x="708" y="304" text-anchor="middle" font-size="9.0" font-weight="600" fill="#ffffff" dominant-baseline="middle"&gt;Implementing a Transformer&lt;/text&gt;&lt;text x="708" y="314" text-anchor="middle" font-size="9.0" font-weight="600" fill="#ffffff" dominant-baseline="middle"&gt;from Scratch&lt;/text&gt;&lt;line x1="618" y1="309" x2="638" y2="309" stroke="#94a3b8" stroke-width="2" marker-end="url(#ar)"/&gt;&lt;text x="28" y="446" text-anchor="start" font-size="9.5" font-weight="500" fill="#64748b" dominant-baseline="middle"&gt;Transformers  •  Operating Model&lt;/text&gt;&lt;/svg&gt;</w:t>
       </w:r>
     </w:p>
     <w:p>
@@ -16211,7 +16211,7 @@
           <w:rFonts w:ascii="Consolas" w:hAnsi="Consolas"/>
           <w:sz w:val="16"/>
         </w:rPr>
-        <w:t>&lt;svg xmlns="http://www.w3.org/2000/svg" width="840" height="460" data-tpl="swimlane" data-pal="0-3" viewBox="0 0 840 460" font-family="Inter, Segoe UI, Arial, sans-serif"&gt;&lt;defs&gt;&lt;marker id="ar" markerWidth="9" markerHeight="9" refX="7" refY="3" orient="auto"&gt;&lt;path d="M0,0 L7,3 L0,6 z" fill="#94a3b8"/&gt;&lt;/marker&gt;&lt;marker id="arw" markerWidth="9" markerHeight="9" refX="7" refY="3" orient="auto"&gt;&lt;path d="M0,0 L7,3 L0,6 z" fill="#ffffff"/&gt;&lt;/marker&gt;&lt;filter id="sh" x="-20%" y="-20%" width="140%" height="140%"&gt;&lt;feDropShadow dx="0" dy="2" stdDeviation="3" flood-color="#0f172a" flood-opacity="0.16"/&gt;&lt;/filter&gt;&lt;/defs&gt;&lt;defs&gt;&lt;linearGradient id="bn7993d00" x1="0" y1="0" x2="1" y2="0"&gt;&lt;stop offset="0" stop-color="#8b5cf6"/&gt;&lt;stop offset="1" stop-color="#a78bfa"/&gt;&lt;/linearGradient&gt;&lt;/defs&gt;&lt;rect width="840" height="460" rx="14" fill="#ffffff"/&gt;&lt;rect x="0" y="0" width="840" height="48" rx="14" fill="url(#bn7993d00)"/&gt;&lt;rect x="0" y="32" width="840" height="16" fill="url(#bn7993d00)"/&gt;&lt;text x="420" y="25" text-anchor="middle" font-size="15" font-weight="700" fill="#ffffff" dominant-baseline="middle"&gt;Business Process - Security, Privacy and Governance&lt;/text&gt;&lt;rect x="28" y="64" width="784" height="90" rx="10" fill="#f8fafc" stroke="#e2e8f0" stroke-width="1"/&gt;&lt;text x="40" y="109" text-anchor="start" font-size="11" font-weight="700" fill="#64748b" dominant-baseline="middle"&gt;Business&lt;/text&gt;&lt;rect x="158" y="82" width="140" height="54" rx="11" fill="#8b5cf6" filter="url(#sh)"/&gt;&lt;text x="228" y="109" text-anchor="middle" font-size="10.5" font-weight="600" fill="#ffffff" dominant-baseline="middle"&gt;Mixture-of-Experts Tran…&lt;/text&gt;&lt;rect x="318" y="82" width="140" height="54" rx="11" fill="#a78bfa" filter="url(#sh)"/&gt;&lt;text x="388" y="109" text-anchor="middle" font-size="10.5" font-weight="600" fill="#ffffff" dominant-baseline="middle"&gt;Training Dynamics and S…&lt;/text&gt;&lt;line x1="298" y1="109" x2="318" y2="109" stroke="#94a3b8" stroke-width="2" marker-end="url(#ar)"/&gt;&lt;rect x="478" y="82" width="140" height="54" rx="11" fill="#c4b5fd" filter="url(#sh)"/&gt;&lt;text x="548" y="109" text-anchor="middle" font-size="10.5" font-weight="600" fill="#ffffff" dominant-baseline="middle"&gt;Implementing a Transfor…&lt;/text&gt;&lt;line x1="458" y1="109" x2="478" y2="109" stroke="#94a3b8" stroke-width="2" marker-end="url(#ar)"/&gt;&lt;rect x="638" y="82" width="140" height="54" rx="11" fill="#4338ca" filter="url(#sh)"/&gt;&lt;text x="708" y="109" text-anchor="middle" font-size="10.5" font-weight="600" fill="#ffffff" dominant-baseline="middle"&gt;Profiling and Optimisin…&lt;/text&gt;&lt;line x1="618" y1="109" x2="638" y2="109" stroke="#94a3b8" stroke-width="2" marker-end="url(#ar)"/&gt;&lt;rect x="28" y="164" width="784" height="90" rx="10" fill="#f8fafc" stroke="#e2e8f0" stroke-width="1"/&gt;&lt;text x="40" y="209" text-anchor="start" font-size="11" font-weight="700" fill="#64748b" dominant-baseline="middle"&gt;Application&lt;/text&gt;&lt;rect x="158" y="182" width="140" height="54" rx="11" fill="#a78bfa" filter="url(#sh)"/&gt;&lt;text x="228" y="209" text-anchor="middle" font-size="10.5" font-weight="600" fill="#ffffff" dominant-baseline="middle"&gt;Scaled Dot-Product Atte…&lt;/text&gt;&lt;rect x="318" y="182" width="140" height="54" rx="11" fill="#c4b5fd" filter="url(#sh)"/&gt;&lt;text x="388" y="209" text-anchor="middle" font-size="10.5" font-weight="600" fill="#ffffff" dominant-baseline="middle"&gt;Multi-Head Attention&lt;/text&gt;&lt;line x1="298" y1="209" x2="318" y2="209" stroke="#94a3b8" stroke-width="2" marker-end="url(#ar)"/&gt;&lt;rect x="478" y="182" width="140" height="54" rx="11" fill="#4338ca" filter="url(#sh)"/&gt;&lt;text x="548" y="209" text-anchor="middle" font-size="10.5" font-weight="600" fill="#ffffff" dominant-baseline="middle"&gt;Positional Encoding&lt;/text&gt;&lt;line x1="458" y1="209" x2="478" y2="209" stroke="#94a3b8" stroke-width="2" marker-end="url(#ar)"/&gt;&lt;rect x="638" y="182" width="140" height="54" rx="11" fill="#6d28d9" filter="url(#sh)"/&gt;&lt;text x="708" y="209" text-anchor="middle" font-size="10.5" font-weight="600" fill="#ffffff" dominant-baseline="middle"&gt;Feed-Forward Networks a…&lt;/text&gt;&lt;line x1="618" y1="209" x2="638" y2="209" stroke="#94a3b8" stroke-width="2" marker-end="url(#ar)"/&gt;&lt;rect x="28" y="264" width="784" height="90" rx="10" fill="#f8fafc" stroke="#e2e8f0" stroke-width="1"/&gt;&lt;text x="40" y="309" text-anchor="start" font-size="11" font-weight="700" fill="#64748b" dominant-baseline="middle"&gt;Data&lt;/text&gt;&lt;rect x="158" y="282" width="140" height="54" rx="11" fill="#c4b5fd" filter="url(#sh)"/&gt;&lt;text x="228" y="309" text-anchor="middle" font-size="10.5" font-weight="600" fill="#ffffff" dominant-baseline="middle"&gt;Efficient Attention&lt;/text&gt;&lt;rect x="318" y="282" width="140" height="54" rx="11" fill="#4338ca" filter="url(#sh)"/&gt;&lt;text x="388" y="309" text-anchor="middle" font-size="10.5" font-weight="600" fill="#ffffff" dominant-baseline="middle"&gt;Vision and Multimodal T…&lt;/text&gt;&lt;line x1="298" y1="309" x2="318" y2="309" stroke="#94a3b8" stroke-width="2" marker-end="url(#ar)"/&gt;&lt;rect x="478" y="282" width="140" height="54" rx="11" fill="#6d28d9" filter="url(#sh)"/&gt;&lt;text x="548" y="309" text-anchor="middle" font-size="10.5" font-weight="600" fill="#ffffff" dominant-baseline="middle"&gt;Mixture-of-Experts Tran…&lt;/text&gt;&lt;line x1="458" y1="309" x2="478" y2="309" stroke="#94a3b8" stroke-width="2" marker-end="url(#ar)"/&gt;&lt;rect x="638" y="282" width="140" height="54" rx="11" fill="#7c3aed" filter="url(#sh)"/&gt;&lt;text x="708" y="309" text-anchor="middle" font-size="10.5" font-weight="600" fill="#ffffff" dominant-baseline="middle"&gt;Training Dynamics and S…&lt;/text&gt;&lt;line x1="618" y1="309" x2="638" y2="309" stroke="#94a3b8" stroke-width="2" marker-end="url(#ar)"/&gt;&lt;text x="28" y="446" text-anchor="start" font-size="9.5" font-weight="500" fill="#64748b" dominant-baseline="middle"&gt;Transformers  •  Business Process&lt;/text&gt;&lt;/svg&gt;</w:t>
+        <w:t>&lt;svg xmlns="http://www.w3.org/2000/svg" width="840" height="460" data-tpl="swimlane" data-pal="0-3" viewBox="0 0 840 460" font-family="Inter, Segoe UI, Arial, sans-serif"&gt;&lt;defs&gt;&lt;marker id="ar" markerWidth="9" markerHeight="9" refX="7" refY="3" orient="auto"&gt;&lt;path d="M0,0 L7,3 L0,6 z" fill="#94a3b8"/&gt;&lt;/marker&gt;&lt;marker id="arw" markerWidth="9" markerHeight="9" refX="7" refY="3" orient="auto"&gt;&lt;path d="M0,0 L7,3 L0,6 z" fill="#ffffff"/&gt;&lt;/marker&gt;&lt;filter id="sh" x="-20%" y="-20%" width="140%" height="140%"&gt;&lt;feDropShadow dx="0" dy="2" stdDeviation="3" flood-color="#0f172a" flood-opacity="0.16"/&gt;&lt;/filter&gt;&lt;/defs&gt;&lt;defs&gt;&lt;linearGradient id="bn7993d00" x1="0" y1="0" x2="1" y2="0"&gt;&lt;stop offset="0" stop-color="#8b5cf6"/&gt;&lt;stop offset="1" stop-color="#a78bfa"/&gt;&lt;/linearGradient&gt;&lt;/defs&gt;&lt;rect width="840" height="460" rx="14" fill="#ffffff"/&gt;&lt;rect x="0" y="0" width="840" height="48" rx="14" fill="url(#bn7993d00)"/&gt;&lt;rect x="0" y="32" width="840" height="16" fill="url(#bn7993d00)"/&gt;&lt;text x="420" y="25" text-anchor="middle" font-size="14.5" font-weight="700" fill="#ffffff" dominant-baseline="middle"&gt;Business Process - Security, Privacy and Governance&lt;/text&gt;&lt;rect x="28" y="64" width="784" height="90" rx="10" fill="#f8fafc" stroke="#e2e8f0" stroke-width="1"/&gt;&lt;text x="40" y="109" text-anchor="start" font-size="11" font-weight="700" fill="#64748b" dominant-baseline="middle"&gt;Business&lt;/text&gt;&lt;rect x="158" y="82" width="140" height="54" rx="11" fill="#8b5cf6" filter="url(#sh)"/&gt;&lt;text x="228" y="104" text-anchor="middle" font-size="9.0" font-weight="600" fill="#ffffff" dominant-baseline="middle"&gt;Mixture-of-Experts&lt;/text&gt;&lt;text x="228" y="114" text-anchor="middle" font-size="9.0" font-weight="600" fill="#ffffff" dominant-baseline="middle"&gt;Transformers&lt;/text&gt;&lt;rect x="318" y="82" width="140" height="54" rx="11" fill="#a78bfa" filter="url(#sh)"/&gt;&lt;text x="388" y="104" text-anchor="middle" font-size="9.0" font-weight="600" fill="#ffffff" dominant-baseline="middle"&gt;Training Dynamics and&lt;/text&gt;&lt;text x="388" y="114" text-anchor="middle" font-size="9.0" font-weight="600" fill="#ffffff" dominant-baseline="middle"&gt;Stability&lt;/text&gt;&lt;line x1="298" y1="109" x2="318" y2="109" stroke="#94a3b8" stroke-width="2" marker-end="url(#ar)"/&gt;&lt;rect x="478" y="82" width="140" height="54" rx="11" fill="#c4b5fd" filter="url(#sh)"/&gt;&lt;text x="548" y="104" text-anchor="middle" font-size="9.0" font-weight="600" fill="#ffffff" dominant-baseline="middle"&gt;Implementing a Transformer&lt;/text&gt;&lt;text x="548" y="114" text-anchor="middle" font-size="9.0" font-weight="600" fill="#ffffff" dominant-baseline="middle"&gt;from Scratch&lt;/text&gt;&lt;line x1="458" y1="109" x2="478" y2="109" stroke="#94a3b8" stroke-width="2" marker-end="url(#ar)"/&gt;&lt;rect x="638" y="82" width="140" height="54" rx="11" fill="#4338ca" filter="url(#sh)"/&gt;&lt;text x="708" y="104" text-anchor="middle" font-size="9.0" font-weight="600" fill="#ffffff" dominant-baseline="middle"&gt;Profiling and Optimising&lt;/text&gt;&lt;text x="708" y="114" text-anchor="middle" font-size="9.0" font-weight="600" fill="#ffffff" dominant-baseline="middle"&gt;Transformers&lt;/text&gt;&lt;line x1="618" y1="109" x2="638" y2="109" stroke="#94a3b8" stroke-width="2" marker-end="url(#ar)"/&gt;&lt;rect x="28" y="164" width="784" height="90" rx="10" fill="#f8fafc" stroke="#e2e8f0" stroke-width="1"/&gt;&lt;text x="40" y="209" text-anchor="start" font-size="11" font-weight="700" fill="#64748b" dominant-baseline="middle"&gt;Application&lt;/text&gt;&lt;rect x="158" y="182" width="140" height="54" rx="11" fill="#a78bfa" filter="url(#sh)"/&gt;&lt;text x="228" y="204" text-anchor="middle" font-size="9.0" font-weight="600" fill="#ffffff" dominant-baseline="middle"&gt;Scaled Dot-Product&lt;/text&gt;&lt;text x="228" y="214" text-anchor="middle" font-size="9.0" font-weight="600" fill="#ffffff" dominant-baseline="middle"&gt;Attention&lt;/text&gt;&lt;rect x="318" y="182" width="140" height="54" rx="11" fill="#c4b5fd" filter="url(#sh)"/&gt;&lt;text x="388" y="209" text-anchor="middle" font-size="10.5" font-weight="600" fill="#ffffff" dominant-baseline="middle"&gt;Multi-Head Attention&lt;/text&gt;&lt;line x1="298" y1="209" x2="318" y2="209" stroke="#94a3b8" stroke-width="2" marker-end="url(#ar)"/&gt;&lt;rect x="478" y="182" width="140" height="54" rx="11" fill="#4338ca" filter="url(#sh)"/&gt;&lt;text x="548" y="209" text-anchor="middle" font-size="10.5" font-weight="600" fill="#ffffff" dominant-baseline="middle"&gt;Positional Encoding&lt;/text&gt;&lt;line x1="458" y1="209" x2="478" y2="209" stroke="#94a3b8" stroke-width="2" marker-end="url(#ar)"/&gt;&lt;rect x="638" y="182" width="140" height="54" rx="11" fill="#6d28d9" filter="url(#sh)"/&gt;&lt;text x="708" y="204" text-anchor="middle" font-size="9.0" font-weight="600" fill="#ffffff" dominant-baseline="middle"&gt;Feed-Forward Networks and&lt;/text&gt;&lt;text x="708" y="214" text-anchor="middle" font-size="9.0" font-weight="600" fill="#ffffff" dominant-baseline="middle"&gt;Activations&lt;/text&gt;&lt;line x1="618" y1="209" x2="638" y2="209" stroke="#94a3b8" stroke-width="2" marker-end="url(#ar)"/&gt;&lt;rect x="28" y="264" width="784" height="90" rx="10" fill="#f8fafc" stroke="#e2e8f0" stroke-width="1"/&gt;&lt;text x="40" y="309" text-anchor="start" font-size="11" font-weight="700" fill="#64748b" dominant-baseline="middle"&gt;Data&lt;/text&gt;&lt;rect x="158" y="282" width="140" height="54" rx="11" fill="#c4b5fd" filter="url(#sh)"/&gt;&lt;text x="228" y="309" text-anchor="middle" font-size="10.5" font-weight="600" fill="#ffffff" dominant-baseline="middle"&gt;Efficient Attention&lt;/text&gt;&lt;rect x="318" y="282" width="140" height="54" rx="11" fill="#4338ca" filter="url(#sh)"/&gt;&lt;text x="388" y="304" text-anchor="middle" font-size="9.0" font-weight="600" fill="#ffffff" dominant-baseline="middle"&gt;Vision and Multimodal&lt;/text&gt;&lt;text x="388" y="314" text-anchor="middle" font-size="9.0" font-weight="600" fill="#ffffff" dominant-baseline="middle"&gt;Transformers&lt;/text&gt;&lt;line x1="298" y1="309" x2="318" y2="309" stroke="#94a3b8" stroke-width="2" marker-end="url(#ar)"/&gt;&lt;rect x="478" y="282" width="140" height="54" rx="11" fill="#6d28d9" filter="url(#sh)"/&gt;&lt;text x="548" y="304" text-anchor="middle" font-size="9.0" font-weight="600" fill="#ffffff" dominant-baseline="middle"&gt;Mixture-of-Experts&lt;/text&gt;&lt;text x="548" y="314" text-anchor="middle" font-size="9.0" font-weight="600" fill="#ffffff" dominant-baseline="middle"&gt;Transformers&lt;/text&gt;&lt;line x1="458" y1="309" x2="478" y2="309" stroke="#94a3b8" stroke-width="2" marker-end="url(#ar)"/&gt;&lt;rect x="638" y="282" width="140" height="54" rx="11" fill="#7c3aed" filter="url(#sh)"/&gt;&lt;text x="708" y="304" text-anchor="middle" font-size="9.0" font-weight="600" fill="#ffffff" dominant-baseline="middle"&gt;Training Dynamics and&lt;/text&gt;&lt;text x="708" y="314" text-anchor="middle" font-size="9.0" font-weight="600" fill="#ffffff" dominant-baseline="middle"&gt;Stability&lt;/text&gt;&lt;line x1="618" y1="309" x2="638" y2="309" stroke="#94a3b8" stroke-width="2" marker-end="url(#ar)"/&gt;&lt;text x="28" y="446" text-anchor="start" font-size="9.5" font-weight="500" fill="#64748b" dominant-baseline="middle"&gt;Transformers  •  Business Process&lt;/text&gt;&lt;/svg&gt;</w:t>
       </w:r>
     </w:p>
     <w:p>
@@ -16236,7 +16236,7 @@
           <w:rFonts w:ascii="Consolas" w:hAnsi="Consolas"/>
           <w:sz w:val="16"/>
         </w:rPr>
-        <w:t>&lt;svg xmlns="http://www.w3.org/2000/svg" width="840" height="460" data-tpl="cycle" data-pal="3-5" viewBox="0 0 840 460" font-family="Inter, Segoe UI, Arial, sans-serif"&gt;&lt;defs&gt;&lt;marker id="ar" markerWidth="9" markerHeight="9" refX="7" refY="3" orient="auto"&gt;&lt;path d="M0,0 L7,3 L0,6 z" fill="#94a3b8"/&gt;&lt;/marker&gt;&lt;marker id="arw" markerWidth="9" markerHeight="9" refX="7" refY="3" orient="auto"&gt;&lt;path d="M0,0 L7,3 L0,6 z" fill="#ffffff"/&gt;&lt;/marker&gt;&lt;filter id="sh" x="-20%" y="-20%" width="140%" height="140%"&gt;&lt;feDropShadow dx="0" dy="2" stdDeviation="3" flood-color="#0f172a" flood-opacity="0.16"/&gt;&lt;/filter&gt;&lt;/defs&gt;&lt;defs&gt;&lt;linearGradient id="bnc16f279" x1="0" y1="0" x2="1" y2="0"&gt;&lt;stop offset="0" stop-color="#fb923c"/&gt;&lt;stop offset="1" stop-color="#b45309"/&gt;&lt;/linearGradient&gt;&lt;/defs&gt;&lt;rect width="840" height="460" rx="14" fill="#ffffff"/&gt;&lt;rect x="0" y="0" width="840" height="48" rx="14" fill="url(#bnc16f279)"/&gt;&lt;rect x="0" y="32" width="840" height="16" fill="url(#bnc16f279)"/&gt;&lt;text x="420" y="25" text-anchor="middle" font-size="15" font-weight="700" fill="#ffffff" dominant-baseline="middle"&gt;CI/CD Pipeline - Security, Privacy and Governance&lt;/text&gt;&lt;rect x="348" y="86" width="144" height="44" rx="11" fill="#fb923c" filter="url(#sh)"/&gt;&lt;text x="420" y="108" text-anchor="middle" font-size="11" font-weight="600" fill="#ffffff" dominant-baseline="middle"&gt;Implementing a Transfo…&lt;/text&gt;&lt;rect x="472" y="176" width="144" height="44" rx="11" fill="#b45309" filter="url(#sh)"/&gt;&lt;text x="544" y="198" text-anchor="middle" font-size="11" font-weight="600" fill="#ffffff" dominant-baseline="middle"&gt;Profiling and Optimisi…&lt;/text&gt;&lt;rect x="424" y="321" width="144" height="44" rx="11" fill="#d97706" filter="url(#sh)"/&gt;&lt;text x="496" y="343" text-anchor="middle" font-size="11" font-weight="600" fill="#ffffff" dominant-baseline="middle"&gt;The Transformer Design…&lt;/text&gt;&lt;rect x="272" y="321" width="144" height="44" rx="11" fill="#f59e0b" filter="url(#sh)"/&gt;&lt;text x="344" y="343" text-anchor="middle" font-size="11" font-weight="600" fill="#ffffff" dominant-baseline="middle"&gt;Why Self-Attention Rep…&lt;/text&gt;&lt;rect x="224" y="176" width="144" height="44" rx="11" fill="#ea580c" filter="url(#sh)"/&gt;&lt;text x="296" y="198" text-anchor="middle" font-size="11" font-weight="600" fill="#ffffff" dominant-baseline="middle"&gt;Scaled Dot-Product Att…&lt;/text&gt;&lt;path d="M461,147 A100,100 0 0 1 494,171" fill="none" stroke="#cbd5e1" stroke-width="2" marker-end="url(#ar)"/&gt;&lt;path d="M519,249 A100,100 0 0 1 507,288" fill="none" stroke="#cbd5e1" stroke-width="2" marker-end="url(#ar)"/&gt;&lt;path d="M441,336 A100,100 0 0 1 399,336" fill="none" stroke="#cbd5e1" stroke-width="2" marker-end="url(#ar)"/&gt;&lt;path d="M333,288 A100,100 0 0 1 321,249" fill="none" stroke="#cbd5e1" stroke-width="2" marker-end="url(#ar)"/&gt;&lt;path d="M346,171 A100,100 0 0 1 379,147" fill="none" stroke="#cbd5e1" stroke-width="2" marker-end="url(#ar)"/&gt;&lt;text x="420" y="238" text-anchor="middle" font-size="12" font-weight="600" fill="#64748b" dominant-baseline="middle"&gt;continuous&lt;/text&gt;&lt;text x="28" y="446" text-anchor="start" font-size="9.5" font-weight="500" fill="#64748b" dominant-baseline="middle"&gt;Transformers  •  CI/CD Pipeline&lt;/text&gt;&lt;/svg&gt;</w:t>
+        <w:t>&lt;svg xmlns="http://www.w3.org/2000/svg" width="840" height="460" data-tpl="cycle" data-pal="3-5" viewBox="0 0 840 460" font-family="Inter, Segoe UI, Arial, sans-serif"&gt;&lt;defs&gt;&lt;marker id="ar" markerWidth="9" markerHeight="9" refX="7" refY="3" orient="auto"&gt;&lt;path d="M0,0 L7,3 L0,6 z" fill="#94a3b8"/&gt;&lt;/marker&gt;&lt;marker id="arw" markerWidth="9" markerHeight="9" refX="7" refY="3" orient="auto"&gt;&lt;path d="M0,0 L7,3 L0,6 z" fill="#ffffff"/&gt;&lt;/marker&gt;&lt;filter id="sh" x="-20%" y="-20%" width="140%" height="140%"&gt;&lt;feDropShadow dx="0" dy="2" stdDeviation="3" flood-color="#0f172a" flood-opacity="0.16"/&gt;&lt;/filter&gt;&lt;/defs&gt;&lt;defs&gt;&lt;linearGradient id="bnc16f279" x1="0" y1="0" x2="1" y2="0"&gt;&lt;stop offset="0" stop-color="#fb923c"/&gt;&lt;stop offset="1" stop-color="#b45309"/&gt;&lt;/linearGradient&gt;&lt;/defs&gt;&lt;rect width="840" height="460" rx="14" fill="#ffffff"/&gt;&lt;rect x="0" y="0" width="840" height="48" rx="14" fill="url(#bnc16f279)"/&gt;&lt;rect x="0" y="32" width="840" height="16" fill="url(#bnc16f279)"/&gt;&lt;text x="420" y="25" text-anchor="middle" font-size="14.5" font-weight="700" fill="#ffffff" dominant-baseline="middle"&gt;CI/CD Pipeline - Security, Privacy and Governance&lt;/text&gt;&lt;rect x="348" y="86" width="144" height="44" rx="11" fill="#fb923c" filter="url(#sh)"/&gt;&lt;text x="420" y="103" text-anchor="middle" font-size="9.5" font-weight="600" fill="#ffffff" dominant-baseline="middle"&gt;Implementing a Transformer&lt;/text&gt;&lt;text x="420" y="113" text-anchor="middle" font-size="9.5" font-weight="600" fill="#ffffff" dominant-baseline="middle"&gt;from Scratch&lt;/text&gt;&lt;rect x="472" y="176" width="144" height="44" rx="11" fill="#b45309" filter="url(#sh)"/&gt;&lt;text x="544" y="192" text-anchor="middle" font-size="9.5" font-weight="600" fill="#ffffff" dominant-baseline="middle"&gt;Profiling and Optimising&lt;/text&gt;&lt;text x="544" y="203" text-anchor="middle" font-size="9.5" font-weight="600" fill="#ffffff" dominant-baseline="middle"&gt;Transformers&lt;/text&gt;&lt;rect x="424" y="321" width="144" height="44" rx="11" fill="#d97706" filter="url(#sh)"/&gt;&lt;text x="496" y="338" text-anchor="middle" font-size="9.5" font-weight="600" fill="#ffffff" dominant-baseline="middle"&gt;The Transformer Design&lt;/text&gt;&lt;text x="496" y="349" text-anchor="middle" font-size="9.5" font-weight="600" fill="#ffffff" dominant-baseline="middle"&gt;Space&lt;/text&gt;&lt;rect x="272" y="321" width="144" height="44" rx="11" fill="#f59e0b" filter="url(#sh)"/&gt;&lt;text x="344" y="338" text-anchor="middle" font-size="9.5" font-weight="600" fill="#ffffff" dominant-baseline="middle"&gt;Why Self-Attention&lt;/text&gt;&lt;text x="344" y="349" text-anchor="middle" font-size="9.5" font-weight="600" fill="#ffffff" dominant-baseline="middle"&gt;Replaced Recurrence&lt;/text&gt;&lt;rect x="224" y="176" width="144" height="44" rx="11" fill="#ea580c" filter="url(#sh)"/&gt;&lt;text x="296" y="192" text-anchor="middle" font-size="9.5" font-weight="600" fill="#ffffff" dominant-baseline="middle"&gt;Scaled Dot-Product&lt;/text&gt;&lt;text x="296" y="203" text-anchor="middle" font-size="9.5" font-weight="600" fill="#ffffff" dominant-baseline="middle"&gt;Attention&lt;/text&gt;&lt;path d="M461,147 A100,100 0 0 1 494,171" fill="none" stroke="#cbd5e1" stroke-width="2" marker-end="url(#ar)"/&gt;&lt;path d="M519,249 A100,100 0 0 1 507,288" fill="none" stroke="#cbd5e1" stroke-width="2" marker-end="url(#ar)"/&gt;&lt;path d="M441,336 A100,100 0 0 1 399,336" fill="none" stroke="#cbd5e1" stroke-width="2" marker-end="url(#ar)"/&gt;&lt;path d="M333,288 A100,100 0 0 1 321,249" fill="none" stroke="#cbd5e1" stroke-width="2" marker-end="url(#ar)"/&gt;&lt;path d="M346,171 A100,100 0 0 1 379,147" fill="none" stroke="#cbd5e1" stroke-width="2" marker-end="url(#ar)"/&gt;&lt;text x="420" y="238" text-anchor="middle" font-size="12" font-weight="600" fill="#64748b" dominant-baseline="middle"&gt;continuous&lt;/text&gt;&lt;text x="28" y="446" text-anchor="start" font-size="9.5" font-weight="500" fill="#64748b" dominant-baseline="middle"&gt;Transformers  •  CI/CD Pipeline&lt;/text&gt;&lt;/svg&gt;</w:t>
       </w:r>
     </w:p>
     <w:p>
